--- a/writing/r2_main_document_track_changes.docx
+++ b/writing/r2_main_document_track_changes.docx
@@ -851,36 +851,7 @@
           <w:kern w:val="0"/>
           <w14:ligatures w14:val="none"/>
         </w:rPr>
-        <w:t xml:space="preserve">Department of Biological Sciences, </w:t>
-      </w:r>
-      <w:ins w:id="10" w:author="Reviewer" w:date="2026-09-07T10:28:00Z" w16du:dateUtc="2026-09-07T15:28:00Z">
-        <w:r>
-          <w:rPr>
-            <w:rFonts w:ascii="Arial" w:eastAsia="Times New Roman" w:hAnsi="Arial" w:cs="Arial"/>
-            <w:color w:val="000000"/>
-            <w:kern w:val="0"/>
-            <w14:ligatures w14:val="none"/>
-          </w:rPr>
-          <w:t>Center for Environmental Research,</w:t>
-        </w:r>
-        <w:r>
-          <w:rPr>
-            <w:rFonts w:ascii="Arial" w:eastAsia="Times New Roman" w:hAnsi="Arial" w:cs="Arial"/>
-            <w:color w:val="000000"/>
-            <w:kern w:val="0"/>
-            <w14:ligatures w14:val="none"/>
-          </w:rPr>
-          <w:t xml:space="preserve"> </w:t>
-        </w:r>
-      </w:ins>
-      <w:r>
-        <w:rPr>
-          <w:rFonts w:ascii="Arial" w:eastAsia="Times New Roman" w:hAnsi="Arial" w:cs="Arial"/>
-          <w:color w:val="000000"/>
-          <w:kern w:val="0"/>
-          <w14:ligatures w14:val="none"/>
-        </w:rPr>
-        <w:t>Hammond, Louisiana, USA;</w:t>
+        <w:t>Department of Biological Sciences, Hammond, Louisiana, USA;</w:t>
       </w:r>
       <w:r>
         <w:rPr>
@@ -983,7 +954,7 @@
         </w:rPr>
         <w:t>5,0</w:t>
       </w:r>
-      <w:ins w:id="11" w:author="Reviewer" w:date="2026-09-07T10:26:00Z" w16du:dateUtc="2026-09-07T15:26:00Z">
+      <w:ins w:id="10" w:author="Reviewer" w:date="2026-09-07T10:26:00Z" w16du:dateUtc="2026-09-07T15:26:00Z">
         <w:r>
           <w:rPr>
             <w:rFonts w:ascii="Arial" w:eastAsia="Times New Roman" w:hAnsi="Arial" w:cs="Arial"/>
@@ -993,7 +964,7 @@
           <w:t>55</w:t>
         </w:r>
       </w:ins>
-      <w:del w:id="12" w:author="Reviewer" w:date="2026-09-07T10:26:00Z" w16du:dateUtc="2026-09-07T15:26:00Z">
+      <w:del w:id="11" w:author="Reviewer" w:date="2026-09-07T10:26:00Z" w16du:dateUtc="2026-09-07T15:26:00Z">
         <w:r>
           <w:rPr>
             <w:rFonts w:ascii="Arial" w:eastAsia="Times New Roman" w:hAnsi="Arial" w:cs="Arial"/>
@@ -1081,7 +1052,7 @@
         </w:rPr>
         <w:t xml:space="preserve">alter </w:t>
       </w:r>
-      <w:ins w:id="13" w:author="Reviewer" w:date="2026-09-04T13:17:00Z" w16du:dateUtc="2026-09-04T18:17:00Z">
+      <w:ins w:id="12" w:author="Reviewer" w:date="2026-09-04T13:17:00Z" w16du:dateUtc="2026-09-04T18:17:00Z">
         <w:r>
           <w:rPr>
             <w:rFonts w:ascii="Arial" w:eastAsia="Times New Roman" w:hAnsi="Arial" w:cs="Arial"/>
@@ -1091,7 +1062,7 @@
           <w:t>white blood cell patterns in fish, making it harder to determine how fish</w:t>
         </w:r>
       </w:ins>
-      <w:del w:id="14" w:author="Reviewer" w:date="2026-09-04T13:17:00Z" w16du:dateUtc="2026-09-04T18:17:00Z">
+      <w:del w:id="13" w:author="Reviewer" w:date="2026-09-04T13:17:00Z" w16du:dateUtc="2026-09-04T18:17:00Z">
         <w:r>
           <w:rPr>
             <w:rFonts w:ascii="Arial" w:eastAsia="Times New Roman" w:hAnsi="Arial" w:cs="Arial"/>
@@ -1149,7 +1120,7 @@
         </w:rPr>
         <w:t xml:space="preserve"> respon</w:t>
       </w:r>
-      <w:del w:id="15" w:author="Reviewer" w:date="2026-09-04T13:18:00Z" w16du:dateUtc="2026-09-04T18:18:00Z">
+      <w:del w:id="14" w:author="Reviewer" w:date="2026-09-04T13:18:00Z" w16du:dateUtc="2026-09-04T18:18:00Z">
         <w:r>
           <w:rPr>
             <w:rFonts w:ascii="Arial" w:eastAsia="Times New Roman" w:hAnsi="Arial" w:cs="Arial"/>
@@ -1159,7 +1130,7 @@
           <w:delText>se</w:delText>
         </w:r>
       </w:del>
-      <w:ins w:id="16" w:author="Reviewer" w:date="2026-09-04T13:17:00Z" w16du:dateUtc="2026-09-04T18:17:00Z">
+      <w:ins w:id="15" w:author="Reviewer" w:date="2026-09-04T13:17:00Z" w16du:dateUtc="2026-09-04T18:17:00Z">
         <w:r>
           <w:rPr>
             <w:rFonts w:ascii="Arial" w:eastAsia="Times New Roman" w:hAnsi="Arial" w:cs="Arial"/>
@@ -1169,7 +1140,7 @@
           <w:t>d to other challenges</w:t>
         </w:r>
       </w:ins>
-      <w:del w:id="17" w:author="Reviewer" w:date="2026-09-04T13:17:00Z" w16du:dateUtc="2026-09-04T18:17:00Z">
+      <w:del w:id="16" w:author="Reviewer" w:date="2026-09-04T13:17:00Z" w16du:dateUtc="2026-09-04T18:17:00Z">
         <w:r>
           <w:rPr>
             <w:rFonts w:ascii="Arial" w:eastAsia="Times New Roman" w:hAnsi="Arial" w:cs="Arial"/>
@@ -1187,7 +1158,7 @@
         </w:rPr>
         <w:t xml:space="preserve">. </w:t>
       </w:r>
-      <w:del w:id="18" w:author="Reviewer" w:date="2026-09-04T13:18:00Z" w16du:dateUtc="2026-09-04T18:18:00Z">
+      <w:del w:id="17" w:author="Reviewer" w:date="2026-09-04T13:18:00Z" w16du:dateUtc="2026-09-04T18:18:00Z">
         <w:r>
           <w:rPr>
             <w:rFonts w:ascii="Arial" w:eastAsia="Times New Roman" w:hAnsi="Arial" w:cs="Arial"/>
@@ -1197,7 +1168,7 @@
           <w:delText>In our study, l</w:delText>
         </w:r>
       </w:del>
-      <w:ins w:id="19" w:author="Reviewer" w:date="2026-09-04T13:18:00Z" w16du:dateUtc="2026-09-04T18:18:00Z">
+      <w:ins w:id="18" w:author="Reviewer" w:date="2026-09-04T13:18:00Z" w16du:dateUtc="2026-09-04T18:18:00Z">
         <w:r>
           <w:rPr>
             <w:rFonts w:ascii="Arial" w:eastAsia="Times New Roman" w:hAnsi="Arial" w:cs="Arial"/>
@@ -1239,7 +1210,7 @@
         </w:rPr>
         <w:t xml:space="preserve"> </w:t>
       </w:r>
-      <w:del w:id="20" w:author="Reviewer" w:date="2026-09-04T13:18:00Z" w16du:dateUtc="2026-09-04T18:18:00Z">
+      <w:del w:id="19" w:author="Reviewer" w:date="2026-09-04T13:18:00Z" w16du:dateUtc="2026-09-04T18:18:00Z">
         <w:r>
           <w:rPr>
             <w:rFonts w:ascii="Arial" w:eastAsia="Times New Roman" w:hAnsi="Arial" w:cs="Arial"/>
@@ -1249,7 +1220,7 @@
           <w:delText xml:space="preserve">PFAS </w:delText>
         </w:r>
       </w:del>
-      <w:ins w:id="21" w:author="Reviewer" w:date="2026-09-04T13:18:00Z" w16du:dateUtc="2026-09-04T18:18:00Z">
+      <w:ins w:id="20" w:author="Reviewer" w:date="2026-09-04T13:18:00Z" w16du:dateUtc="2026-09-04T18:18:00Z">
         <w:r>
           <w:rPr>
             <w:rFonts w:ascii="Arial" w:eastAsia="Times New Roman" w:hAnsi="Arial" w:cs="Arial"/>
@@ -1259,7 +1230,7 @@
           <w:t>perfluoropentanoic acid</w:t>
         </w:r>
       </w:ins>
-      <w:del w:id="22" w:author="Reviewer" w:date="2026-09-04T13:18:00Z" w16du:dateUtc="2026-09-04T18:18:00Z">
+      <w:del w:id="21" w:author="Reviewer" w:date="2026-09-04T13:18:00Z" w16du:dateUtc="2026-09-04T18:18:00Z">
         <w:r>
           <w:rPr>
             <w:rFonts w:ascii="Arial" w:eastAsia="Times New Roman" w:hAnsi="Arial" w:cs="Arial"/>
@@ -1309,7 +1280,7 @@
         </w:rPr>
         <w:t xml:space="preserve"> </w:t>
       </w:r>
-      <w:del w:id="23" w:author="Reviewer" w:date="2026-09-07T10:23:00Z" w16du:dateUtc="2026-09-07T15:23:00Z">
+      <w:del w:id="22" w:author="Reviewer" w:date="2026-09-07T10:23:00Z" w16du:dateUtc="2026-09-07T15:23:00Z">
         <w:r>
           <w:rPr>
             <w:rFonts w:ascii="Arial" w:eastAsia="Times New Roman" w:hAnsi="Arial" w:cs="Arial"/>
@@ -1327,7 +1298,7 @@
           <w:delText xml:space="preserve"> </w:delText>
         </w:r>
       </w:del>
-      <w:ins w:id="24" w:author="Reviewer" w:date="2026-09-07T10:23:00Z" w16du:dateUtc="2026-09-07T15:23:00Z">
+      <w:ins w:id="23" w:author="Reviewer" w:date="2026-09-07T10:23:00Z" w16du:dateUtc="2026-09-07T15:23:00Z">
         <w:r>
           <w:rPr>
             <w:rFonts w:ascii="Arial" w:eastAsia="Times New Roman" w:hAnsi="Arial" w:cs="Arial"/>
@@ -1337,7 +1308,7 @@
           <w:t>p</w:t>
         </w:r>
       </w:ins>
-      <w:ins w:id="25" w:author="Reviewer" w:date="2026-09-07T10:24:00Z" w16du:dateUtc="2026-09-07T15:24:00Z">
+      <w:ins w:id="24" w:author="Reviewer" w:date="2026-09-07T10:24:00Z" w16du:dateUtc="2026-09-07T15:24:00Z">
         <w:r>
           <w:rPr>
             <w:rFonts w:ascii="Arial" w:eastAsia="Times New Roman" w:hAnsi="Arial" w:cs="Arial"/>
@@ -1347,7 +1318,7 @@
           <w:t>ersistently altered</w:t>
         </w:r>
       </w:ins>
-      <w:ins w:id="26" w:author="Reviewer" w:date="2026-09-07T10:23:00Z" w16du:dateUtc="2026-09-07T15:23:00Z">
+      <w:ins w:id="25" w:author="Reviewer" w:date="2026-09-07T10:23:00Z" w16du:dateUtc="2026-09-07T15:23:00Z">
         <w:r>
           <w:rPr>
             <w:rFonts w:ascii="Arial" w:eastAsia="Times New Roman" w:hAnsi="Arial" w:cs="Arial"/>
@@ -1357,7 +1328,7 @@
           <w:t xml:space="preserve"> </w:t>
         </w:r>
       </w:ins>
-      <w:ins w:id="27" w:author="Reviewer" w:date="2026-09-04T13:19:00Z" w16du:dateUtc="2026-09-04T18:19:00Z">
+      <w:ins w:id="26" w:author="Reviewer" w:date="2026-09-04T13:19:00Z" w16du:dateUtc="2026-09-04T18:19:00Z">
         <w:r>
           <w:rPr>
             <w:rFonts w:ascii="Arial" w:eastAsia="Times New Roman" w:hAnsi="Arial" w:cs="Arial"/>
@@ -1367,7 +1338,7 @@
           <w:t xml:space="preserve">white blood cell patterns </w:t>
         </w:r>
       </w:ins>
-      <w:del w:id="28" w:author="Reviewer" w:date="2026-09-04T13:19:00Z" w16du:dateUtc="2026-09-04T18:19:00Z">
+      <w:del w:id="27" w:author="Reviewer" w:date="2026-09-04T13:19:00Z" w16du:dateUtc="2026-09-04T18:19:00Z">
         <w:r>
           <w:rPr>
             <w:rFonts w:ascii="Arial" w:eastAsia="Times New Roman" w:hAnsi="Arial" w:cs="Arial"/>
@@ -1377,7 +1348,7 @@
           <w:delText xml:space="preserve">neutrophil-to-lymphocyte ratios </w:delText>
         </w:r>
       </w:del>
-      <w:del w:id="29" w:author="Reviewer" w:date="2026-09-04T13:21:00Z" w16du:dateUtc="2026-09-04T18:21:00Z">
+      <w:del w:id="28" w:author="Reviewer" w:date="2026-09-04T13:21:00Z" w16du:dateUtc="2026-09-04T18:21:00Z">
         <w:r>
           <w:rPr>
             <w:rFonts w:ascii="Arial" w:eastAsia="Times New Roman" w:hAnsi="Arial" w:cs="Arial"/>
@@ -1387,7 +1358,7 @@
           <w:delText>following</w:delText>
         </w:r>
       </w:del>
-      <w:ins w:id="30" w:author="Reviewer" w:date="2026-09-04T13:21:00Z" w16du:dateUtc="2026-09-04T18:21:00Z">
+      <w:ins w:id="29" w:author="Reviewer" w:date="2026-09-04T13:21:00Z" w16du:dateUtc="2026-09-04T18:21:00Z">
         <w:r>
           <w:rPr>
             <w:rFonts w:ascii="Arial" w:eastAsia="Times New Roman" w:hAnsi="Arial" w:cs="Arial"/>
@@ -1405,7 +1376,7 @@
         </w:rPr>
         <w:t xml:space="preserve"> </w:t>
       </w:r>
-      <w:del w:id="31" w:author="Reviewer" w:date="2026-09-04T13:19:00Z" w16du:dateUtc="2026-09-04T18:19:00Z">
+      <w:del w:id="30" w:author="Reviewer" w:date="2026-09-04T13:19:00Z" w16du:dateUtc="2026-09-04T18:19:00Z">
         <w:r>
           <w:rPr>
             <w:rFonts w:ascii="Arial" w:eastAsia="Times New Roman" w:hAnsi="Arial" w:cs="Arial"/>
@@ -1415,7 +1386,7 @@
           <w:delText xml:space="preserve">experimental </w:delText>
         </w:r>
       </w:del>
-      <w:ins w:id="32" w:author="Reviewer" w:date="2026-09-04T13:19:00Z" w16du:dateUtc="2026-09-04T18:19:00Z">
+      <w:ins w:id="31" w:author="Reviewer" w:date="2026-09-04T13:19:00Z" w16du:dateUtc="2026-09-04T18:19:00Z">
         <w:r>
           <w:rPr>
             <w:rFonts w:ascii="Arial" w:eastAsia="Times New Roman" w:hAnsi="Arial" w:cs="Arial"/>
@@ -1433,7 +1404,7 @@
         </w:rPr>
         <w:t>salinity</w:t>
       </w:r>
-      <w:del w:id="33" w:author="Reviewer" w:date="2026-09-04T13:19:00Z" w16du:dateUtc="2026-09-04T18:19:00Z">
+      <w:del w:id="32" w:author="Reviewer" w:date="2026-09-04T13:19:00Z" w16du:dateUtc="2026-09-04T18:19:00Z">
         <w:r>
           <w:rPr>
             <w:rFonts w:ascii="Arial" w:eastAsia="Times New Roman" w:hAnsi="Arial" w:cs="Arial"/>
@@ -1451,7 +1422,7 @@
         </w:rPr>
         <w:t>, whereas</w:t>
       </w:r>
-      <w:ins w:id="34" w:author="Reviewer" w:date="2026-09-04T13:19:00Z" w16du:dateUtc="2026-09-04T18:19:00Z">
+      <w:ins w:id="33" w:author="Reviewer" w:date="2026-09-04T13:19:00Z" w16du:dateUtc="2026-09-04T18:19:00Z">
         <w:r>
           <w:rPr>
             <w:rFonts w:ascii="Arial" w:eastAsia="Times New Roman" w:hAnsi="Arial" w:cs="Arial"/>
@@ -1461,7 +1432,7 @@
           <w:t xml:space="preserve"> bass expose</w:t>
         </w:r>
       </w:ins>
-      <w:ins w:id="35" w:author="Reviewer" w:date="2026-09-04T13:20:00Z" w16du:dateUtc="2026-09-04T18:20:00Z">
+      <w:ins w:id="34" w:author="Reviewer" w:date="2026-09-04T13:20:00Z" w16du:dateUtc="2026-09-04T18:20:00Z">
         <w:r>
           <w:rPr>
             <w:rFonts w:ascii="Arial" w:eastAsia="Times New Roman" w:hAnsi="Arial" w:cs="Arial"/>
@@ -1495,7 +1466,7 @@
         </w:rPr>
         <w:t xml:space="preserve"> </w:t>
       </w:r>
-      <w:del w:id="36" w:author="Reviewer" w:date="2026-09-04T13:26:00Z" w16du:dateUtc="2026-09-04T18:26:00Z">
+      <w:del w:id="35" w:author="Reviewer" w:date="2026-09-04T13:26:00Z" w16du:dateUtc="2026-09-04T18:26:00Z">
         <w:r>
           <w:rPr>
             <w:rFonts w:ascii="Arial" w:eastAsia="Times New Roman" w:hAnsi="Arial" w:cs="Arial"/>
@@ -1513,7 +1484,7 @@
           <w:delText xml:space="preserve"> findings suggest </w:delText>
         </w:r>
       </w:del>
-      <w:ins w:id="37" w:author="Reviewer" w:date="2026-09-04T13:26:00Z" w16du:dateUtc="2026-09-04T18:26:00Z">
+      <w:ins w:id="36" w:author="Reviewer" w:date="2026-09-04T13:26:00Z" w16du:dateUtc="2026-09-04T18:26:00Z">
         <w:r>
           <w:rPr>
             <w:rFonts w:ascii="Arial" w:eastAsia="Times New Roman" w:hAnsi="Arial" w:cs="Arial"/>
@@ -1523,7 +1494,7 @@
           <w:t>P</w:t>
         </w:r>
       </w:ins>
-      <w:ins w:id="38" w:author="Reviewer" w:date="2026-09-04T13:20:00Z" w16du:dateUtc="2026-09-04T18:20:00Z">
+      <w:ins w:id="37" w:author="Reviewer" w:date="2026-09-04T13:20:00Z" w16du:dateUtc="2026-09-04T18:20:00Z">
         <w:r>
           <w:rPr>
             <w:rFonts w:ascii="Arial" w:eastAsia="Times New Roman" w:hAnsi="Arial" w:cs="Arial"/>
@@ -1533,7 +1504,7 @@
           <w:t xml:space="preserve">erfluoropentanoic acid </w:t>
         </w:r>
       </w:ins>
-      <w:del w:id="39" w:author="Reviewer" w:date="2026-09-04T13:20:00Z" w16du:dateUtc="2026-09-04T18:20:00Z">
+      <w:del w:id="38" w:author="Reviewer" w:date="2026-09-04T13:20:00Z" w16du:dateUtc="2026-09-04T18:20:00Z">
         <w:r>
           <w:rPr>
             <w:rFonts w:ascii="Arial" w:eastAsia="Times New Roman" w:hAnsi="Arial" w:cs="Arial"/>
@@ -1583,7 +1554,7 @@
         </w:rPr>
         <w:t xml:space="preserve"> </w:t>
       </w:r>
-      <w:del w:id="40" w:author="Reviewer" w:date="2026-09-07T09:36:00Z" w16du:dateUtc="2026-09-07T14:36:00Z">
+      <w:del w:id="39" w:author="Reviewer" w:date="2026-09-07T09:36:00Z" w16du:dateUtc="2026-09-07T14:36:00Z">
         <w:r>
           <w:rPr>
             <w:rFonts w:ascii="Arial" w:eastAsia="Times New Roman" w:hAnsi="Arial" w:cs="Arial"/>
@@ -1601,7 +1572,7 @@
           <w:delText xml:space="preserve">fish </w:delText>
         </w:r>
       </w:del>
-      <w:del w:id="41" w:author="Reviewer" w:date="2026-09-04T13:23:00Z" w16du:dateUtc="2026-09-04T18:23:00Z">
+      <w:del w:id="40" w:author="Reviewer" w:date="2026-09-04T13:23:00Z" w16du:dateUtc="2026-09-04T18:23:00Z">
         <w:r>
           <w:rPr>
             <w:rFonts w:ascii="Arial" w:eastAsia="Times New Roman" w:hAnsi="Arial" w:cs="Arial"/>
@@ -1611,7 +1582,7 @@
           <w:delText xml:space="preserve">leukocyte </w:delText>
         </w:r>
       </w:del>
-      <w:del w:id="42" w:author="Reviewer" w:date="2026-09-07T09:36:00Z" w16du:dateUtc="2026-09-07T14:36:00Z">
+      <w:del w:id="41" w:author="Reviewer" w:date="2026-09-07T09:36:00Z" w16du:dateUtc="2026-09-07T14:36:00Z">
         <w:r>
           <w:rPr>
             <w:rFonts w:ascii="Arial" w:eastAsia="Times New Roman" w:hAnsi="Arial" w:cs="Arial"/>
@@ -1724,7 +1695,7 @@
           <w14:ligatures w14:val="none"/>
         </w:rPr>
       </w:pPr>
-      <w:bookmarkStart w:id="43" w:name="OLE_LINK1"/>
+      <w:bookmarkStart w:id="42" w:name="OLE_LINK1"/>
       <w:r>
         <w:rPr>
           <w:rFonts w:ascii="Arial" w:eastAsia="Times New Roman" w:hAnsi="Arial" w:cs="Arial"/>
@@ -1749,43 +1720,43 @@
         </w:rPr>
         <w:t>aquatic organisms in increasingly altered environments.</w:t>
       </w:r>
+      <w:bookmarkEnd w:id="42"/>
+      <w:r>
+        <w:rPr>
+          <w:rFonts w:ascii="Arial" w:eastAsia="Times New Roman" w:hAnsi="Arial" w:cs="Arial"/>
+          <w:kern w:val="0"/>
+          <w14:ligatures w14:val="none"/>
+        </w:rPr>
+        <w:t xml:space="preserve"> We examined whether exposure to cadmium (Cd) or perfluoropentanoic acid (</w:t>
+      </w:r>
+      <w:proofErr w:type="spellStart"/>
+      <w:r>
+        <w:rPr>
+          <w:rFonts w:ascii="Arial" w:eastAsia="Times New Roman" w:hAnsi="Arial" w:cs="Arial"/>
+          <w:kern w:val="0"/>
+          <w14:ligatures w14:val="none"/>
+        </w:rPr>
+        <w:t>PFPeA</w:t>
+      </w:r>
+      <w:proofErr w:type="spellEnd"/>
+      <w:r>
+        <w:rPr>
+          <w:rFonts w:ascii="Arial" w:eastAsia="Times New Roman" w:hAnsi="Arial" w:cs="Arial"/>
+          <w:kern w:val="0"/>
+          <w14:ligatures w14:val="none"/>
+        </w:rPr>
+        <w:t xml:space="preserve">)—a short-chain </w:t>
+      </w:r>
+      <w:bookmarkStart w:id="43" w:name="_Hlk213782290"/>
+      <w:r>
+        <w:rPr>
+          <w:rFonts w:ascii="Arial" w:eastAsia="Times New Roman" w:hAnsi="Arial" w:cs="Arial"/>
+          <w:kern w:val="0"/>
+          <w14:ligatures w14:val="none"/>
+        </w:rPr>
+        <w:t>per- and polyfluoroalkyl substance</w:t>
+      </w:r>
       <w:bookmarkEnd w:id="43"/>
-      <w:r>
-        <w:rPr>
-          <w:rFonts w:ascii="Arial" w:eastAsia="Times New Roman" w:hAnsi="Arial" w:cs="Arial"/>
-          <w:kern w:val="0"/>
-          <w14:ligatures w14:val="none"/>
-        </w:rPr>
-        <w:t xml:space="preserve"> We examined whether exposure to cadmium (Cd) or perfluoropentanoic acid (</w:t>
-      </w:r>
-      <w:proofErr w:type="spellStart"/>
-      <w:r>
-        <w:rPr>
-          <w:rFonts w:ascii="Arial" w:eastAsia="Times New Roman" w:hAnsi="Arial" w:cs="Arial"/>
-          <w:kern w:val="0"/>
-          <w14:ligatures w14:val="none"/>
-        </w:rPr>
-        <w:t>PFPeA</w:t>
-      </w:r>
-      <w:proofErr w:type="spellEnd"/>
-      <w:r>
-        <w:rPr>
-          <w:rFonts w:ascii="Arial" w:eastAsia="Times New Roman" w:hAnsi="Arial" w:cs="Arial"/>
-          <w:kern w:val="0"/>
-          <w14:ligatures w14:val="none"/>
-        </w:rPr>
-        <w:t xml:space="preserve">)—a short-chain </w:t>
-      </w:r>
-      <w:bookmarkStart w:id="44" w:name="_Hlk213782290"/>
-      <w:r>
-        <w:rPr>
-          <w:rFonts w:ascii="Arial" w:eastAsia="Times New Roman" w:hAnsi="Arial" w:cs="Arial"/>
-          <w:kern w:val="0"/>
-          <w14:ligatures w14:val="none"/>
-        </w:rPr>
-        <w:t>per- and polyfluoroalkyl substance</w:t>
-      </w:r>
-      <w:bookmarkEnd w:id="44"/>
       <w:r>
         <w:rPr>
           <w:rFonts w:ascii="Arial" w:eastAsia="Times New Roman" w:hAnsi="Arial" w:cs="Arial"/>
@@ -2434,7 +2405,7 @@
         </w:rPr>
         <w:t xml:space="preserve">Leukocyte Profiles, Perfluoropentanoic Acid, Cadmium, Largemouth Bass, Per- </w:t>
       </w:r>
-      <w:ins w:id="45" w:author="Reviewer" w:date="2026-09-07T09:19:00Z" w16du:dateUtc="2026-09-07T14:19:00Z">
+      <w:ins w:id="44" w:author="Reviewer" w:date="2026-09-07T09:19:00Z" w16du:dateUtc="2026-09-07T14:19:00Z">
         <w:r>
           <w:rPr>
             <w:rFonts w:ascii="Arial" w:eastAsia="Times New Roman" w:hAnsi="Arial" w:cs="Arial"/>
@@ -7001,7 +6972,7 @@
         </w:rPr>
         <w:t xml:space="preserve">for improving </w:t>
       </w:r>
-      <w:del w:id="46" w:author="Reviewer" w:date="2026-09-04T13:36:00Z" w16du:dateUtc="2026-09-04T18:36:00Z">
+      <w:del w:id="45" w:author="Reviewer" w:date="2026-09-04T13:36:00Z" w16du:dateUtc="2026-09-04T18:36:00Z">
         <w:r>
           <w:rPr>
             <w:rFonts w:ascii="Arial" w:eastAsia="Times New Roman" w:hAnsi="Arial" w:cs="Arial"/>
@@ -7030,7 +7001,7 @@
         </w:rPr>
         <w:t>freshwater ecosystem</w:t>
       </w:r>
-      <w:ins w:id="47" w:author="Reviewer" w:date="2026-09-04T13:36:00Z" w16du:dateUtc="2026-09-04T18:36:00Z">
+      <w:ins w:id="46" w:author="Reviewer" w:date="2026-09-04T13:36:00Z" w16du:dateUtc="2026-09-04T18:36:00Z">
         <w:r>
           <w:rPr>
             <w:rFonts w:ascii="Arial" w:eastAsia="Times New Roman" w:hAnsi="Arial" w:cs="Arial"/>
@@ -7041,7 +7012,7 @@
           <w:t xml:space="preserve"> management</w:t>
         </w:r>
       </w:ins>
-      <w:del w:id="48" w:author="Reviewer" w:date="2026-09-04T13:36:00Z" w16du:dateUtc="2026-09-04T18:36:00Z">
+      <w:del w:id="47" w:author="Reviewer" w:date="2026-09-04T13:36:00Z" w16du:dateUtc="2026-09-04T18:36:00Z">
         <w:r>
           <w:rPr>
             <w:rFonts w:ascii="Arial" w:eastAsia="Times New Roman" w:hAnsi="Arial" w:cs="Arial"/>
@@ -8717,7 +8688,7 @@
         </w:rPr>
         <w:t>sted 22 days (Figure 2). On day 1, the Louisiana Department of Wildlife and Fisheries</w:t>
       </w:r>
-      <w:del w:id="49" w:author="Reviewer" w:date="2026-09-04T13:38:00Z" w16du:dateUtc="2026-09-04T18:38:00Z">
+      <w:del w:id="48" w:author="Reviewer" w:date="2026-09-04T13:38:00Z" w16du:dateUtc="2026-09-04T18:38:00Z">
         <w:r>
           <w:rPr>
             <w:rFonts w:ascii="Arial" w:eastAsia="Times New Roman" w:hAnsi="Arial" w:cs="Arial"/>
@@ -8773,7 +8744,7 @@
         </w:rPr>
         <w:t xml:space="preserve"> Lacombe, Louisiana, USA. L</w:t>
       </w:r>
-      <w:ins w:id="50" w:author="Reviewer" w:date="2026-09-04T13:38:00Z" w16du:dateUtc="2026-09-04T18:38:00Z">
+      <w:ins w:id="49" w:author="Reviewer" w:date="2026-09-04T13:38:00Z" w16du:dateUtc="2026-09-04T18:38:00Z">
         <w:r>
           <w:rPr>
             <w:rFonts w:ascii="Arial" w:eastAsia="Times New Roman" w:hAnsi="Arial" w:cs="Arial"/>
@@ -8793,7 +8764,7 @@
         </w:rPr>
         <w:t>D</w:t>
       </w:r>
-      <w:ins w:id="51" w:author="Reviewer" w:date="2026-09-04T13:38:00Z" w16du:dateUtc="2026-09-04T18:38:00Z">
+      <w:ins w:id="50" w:author="Reviewer" w:date="2026-09-04T13:38:00Z" w16du:dateUtc="2026-09-04T18:38:00Z">
         <w:r>
           <w:rPr>
             <w:rFonts w:ascii="Arial" w:eastAsia="Times New Roman" w:hAnsi="Arial" w:cs="Arial"/>
@@ -8804,7 +8775,7 @@
           <w:t>epar</w:t>
         </w:r>
       </w:ins>
-      <w:ins w:id="52" w:author="Reviewer" w:date="2026-09-04T13:39:00Z" w16du:dateUtc="2026-09-04T18:39:00Z">
+      <w:ins w:id="51" w:author="Reviewer" w:date="2026-09-04T13:39:00Z" w16du:dateUtc="2026-09-04T18:39:00Z">
         <w:r>
           <w:rPr>
             <w:rFonts w:ascii="Arial" w:eastAsia="Times New Roman" w:hAnsi="Arial" w:cs="Arial"/>
@@ -8824,7 +8795,7 @@
         </w:rPr>
         <w:t>W</w:t>
       </w:r>
-      <w:ins w:id="53" w:author="Reviewer" w:date="2026-09-04T13:39:00Z" w16du:dateUtc="2026-09-04T18:39:00Z">
+      <w:ins w:id="52" w:author="Reviewer" w:date="2026-09-04T13:39:00Z" w16du:dateUtc="2026-09-04T18:39:00Z">
         <w:r>
           <w:rPr>
             <w:rFonts w:ascii="Arial" w:eastAsia="Times New Roman" w:hAnsi="Arial" w:cs="Arial"/>
@@ -8844,7 +8815,7 @@
         </w:rPr>
         <w:t>F</w:t>
       </w:r>
-      <w:ins w:id="54" w:author="Reviewer" w:date="2026-09-04T13:39:00Z" w16du:dateUtc="2026-09-04T18:39:00Z">
+      <w:ins w:id="53" w:author="Reviewer" w:date="2026-09-04T13:39:00Z" w16du:dateUtc="2026-09-04T18:39:00Z">
         <w:r>
           <w:rPr>
             <w:rFonts w:ascii="Arial" w:eastAsia="Times New Roman" w:hAnsi="Arial" w:cs="Arial"/>
@@ -9008,7 +8979,7 @@
         </w:rPr>
         <w:t>total length</w:t>
       </w:r>
-      <w:del w:id="55" w:author="Reviewer" w:date="2026-09-04T13:39:00Z" w16du:dateUtc="2026-09-04T18:39:00Z">
+      <w:del w:id="54" w:author="Reviewer" w:date="2026-09-04T13:39:00Z" w16du:dateUtc="2026-09-04T18:39:00Z">
         <w:r>
           <w:rPr>
             <w:rFonts w:ascii="Arial" w:eastAsia="Times New Roman" w:hAnsi="Arial" w:cs="Arial"/>
@@ -9028,7 +8999,7 @@
         </w:rPr>
         <w:t xml:space="preserve"> and </w:t>
       </w:r>
-      <w:del w:id="56" w:author="Reviewer" w:date="2026-09-04T13:39:00Z" w16du:dateUtc="2026-09-04T18:39:00Z">
+      <w:del w:id="55" w:author="Reviewer" w:date="2026-09-04T13:39:00Z" w16du:dateUtc="2026-09-04T18:39:00Z">
         <w:r>
           <w:rPr>
             <w:rFonts w:ascii="Arial" w:eastAsia="Times New Roman" w:hAnsi="Arial" w:cs="Arial"/>
@@ -9039,7 +9010,7 @@
           <w:delText>weight (Wt)</w:delText>
         </w:r>
       </w:del>
-      <w:ins w:id="57" w:author="Reviewer" w:date="2026-09-04T13:39:00Z" w16du:dateUtc="2026-09-04T18:39:00Z">
+      <w:ins w:id="56" w:author="Reviewer" w:date="2026-09-04T13:39:00Z" w16du:dateUtc="2026-09-04T18:39:00Z">
         <w:r>
           <w:rPr>
             <w:rFonts w:ascii="Arial" w:eastAsia="Times New Roman" w:hAnsi="Arial" w:cs="Arial"/>
@@ -9208,7 +9179,7 @@
         </w:rPr>
         <w:t xml:space="preserve">. On day 3, we collected the first blood sample from the caudal vein of each fish within </w:t>
       </w:r>
-      <w:ins w:id="58" w:author="Reviewer" w:date="2026-09-04T13:39:00Z" w16du:dateUtc="2026-09-04T18:39:00Z">
+      <w:ins w:id="57" w:author="Reviewer" w:date="2026-09-04T13:39:00Z" w16du:dateUtc="2026-09-04T18:39:00Z">
         <w:r>
           <w:rPr>
             <w:rFonts w:ascii="Arial" w:eastAsia="Times New Roman" w:hAnsi="Arial" w:cs="Arial"/>
@@ -9219,7 +9190,7 @@
           <w:t>three</w:t>
         </w:r>
       </w:ins>
-      <w:del w:id="59" w:author="Reviewer" w:date="2026-09-04T13:39:00Z" w16du:dateUtc="2026-09-04T18:39:00Z">
+      <w:del w:id="58" w:author="Reviewer" w:date="2026-09-04T13:39:00Z" w16du:dateUtc="2026-09-04T18:39:00Z">
         <w:r>
           <w:rPr>
             <w:rFonts w:ascii="Arial" w:eastAsia="Times New Roman" w:hAnsi="Arial" w:cs="Arial"/>
@@ -9337,7 +9308,7 @@
         </w:rPr>
         <w:t>—using a 1</w:t>
       </w:r>
-      <w:ins w:id="60" w:author="Reviewer" w:date="2026-09-04T13:40:00Z" w16du:dateUtc="2026-09-04T18:40:00Z">
+      <w:ins w:id="59" w:author="Reviewer" w:date="2026-09-04T13:40:00Z" w16du:dateUtc="2026-09-04T18:40:00Z">
         <w:r>
           <w:rPr>
             <w:rFonts w:ascii="Arial" w:eastAsia="Times New Roman" w:hAnsi="Arial" w:cs="Arial"/>
@@ -9348,7 +9319,7 @@
           <w:t>-</w:t>
         </w:r>
       </w:ins>
-      <w:del w:id="61" w:author="Reviewer" w:date="2026-09-04T13:40:00Z" w16du:dateUtc="2026-09-04T18:40:00Z">
+      <w:del w:id="60" w:author="Reviewer" w:date="2026-09-04T13:40:00Z" w16du:dateUtc="2026-09-04T18:40:00Z">
         <w:r>
           <w:rPr>
             <w:rFonts w:ascii="Arial" w:eastAsia="Times New Roman" w:hAnsi="Arial" w:cs="Arial"/>
@@ -9431,7 +9402,7 @@
         </w:rPr>
         <w:t xml:space="preserve"> re-recorded </w:t>
       </w:r>
-      <w:ins w:id="62" w:author="Reviewer" w:date="2026-09-04T13:40:00Z" w16du:dateUtc="2026-09-04T18:40:00Z">
+      <w:ins w:id="61" w:author="Reviewer" w:date="2026-09-04T13:40:00Z" w16du:dateUtc="2026-09-04T18:40:00Z">
         <w:r>
           <w:rPr>
             <w:rFonts w:ascii="Arial" w:eastAsia="Times New Roman" w:hAnsi="Arial" w:cs="Arial"/>
@@ -9442,7 +9413,7 @@
           <w:t>total length</w:t>
         </w:r>
       </w:ins>
-      <w:del w:id="63" w:author="Reviewer" w:date="2026-09-04T13:40:00Z" w16du:dateUtc="2026-09-04T18:40:00Z">
+      <w:del w:id="62" w:author="Reviewer" w:date="2026-09-04T13:40:00Z" w16du:dateUtc="2026-09-04T18:40:00Z">
         <w:r>
           <w:rPr>
             <w:rFonts w:ascii="Arial" w:eastAsia="Times New Roman" w:hAnsi="Arial" w:cs="Arial"/>
@@ -9462,7 +9433,7 @@
         </w:rPr>
         <w:t xml:space="preserve"> and </w:t>
       </w:r>
-      <w:del w:id="64" w:author="Reviewer" w:date="2026-09-04T13:40:00Z" w16du:dateUtc="2026-09-04T18:40:00Z">
+      <w:del w:id="63" w:author="Reviewer" w:date="2026-09-04T13:40:00Z" w16du:dateUtc="2026-09-04T18:40:00Z">
         <w:r>
           <w:rPr>
             <w:rFonts w:ascii="Arial" w:eastAsia="Times New Roman" w:hAnsi="Arial" w:cs="Arial"/>
@@ -9473,7 +9444,7 @@
           <w:delText>Wt</w:delText>
         </w:r>
       </w:del>
-      <w:ins w:id="65" w:author="Reviewer" w:date="2026-09-04T13:40:00Z" w16du:dateUtc="2026-09-04T18:40:00Z">
+      <w:ins w:id="64" w:author="Reviewer" w:date="2026-09-04T13:40:00Z" w16du:dateUtc="2026-09-04T18:40:00Z">
         <w:r>
           <w:rPr>
             <w:rFonts w:ascii="Arial" w:eastAsia="Times New Roman" w:hAnsi="Arial" w:cs="Arial"/>
@@ -9912,7 +9883,7 @@
         </w:rPr>
         <w:t xml:space="preserve"> On day 14, we collected </w:t>
       </w:r>
-      <w:del w:id="66" w:author="Reviewer" w:date="2026-09-04T13:41:00Z" w16du:dateUtc="2026-09-04T18:41:00Z">
+      <w:del w:id="65" w:author="Reviewer" w:date="2026-09-04T13:41:00Z" w16du:dateUtc="2026-09-04T18:41:00Z">
         <w:r>
           <w:rPr>
             <w:rFonts w:ascii="Arial" w:eastAsia="Times New Roman" w:hAnsi="Arial" w:cs="Arial"/>
@@ -9923,7 +9894,7 @@
           <w:delText>TL</w:delText>
         </w:r>
       </w:del>
-      <w:ins w:id="67" w:author="Reviewer" w:date="2026-09-04T13:41:00Z" w16du:dateUtc="2026-09-04T18:41:00Z">
+      <w:ins w:id="66" w:author="Reviewer" w:date="2026-09-04T13:41:00Z" w16du:dateUtc="2026-09-04T18:41:00Z">
         <w:r>
           <w:rPr>
             <w:rFonts w:ascii="Arial" w:eastAsia="Times New Roman" w:hAnsi="Arial" w:cs="Arial"/>
@@ -9943,7 +9914,7 @@
         </w:rPr>
         <w:t xml:space="preserve">, </w:t>
       </w:r>
-      <w:del w:id="68" w:author="Reviewer" w:date="2026-09-04T13:41:00Z" w16du:dateUtc="2026-09-04T18:41:00Z">
+      <w:del w:id="67" w:author="Reviewer" w:date="2026-09-04T13:41:00Z" w16du:dateUtc="2026-09-04T18:41:00Z">
         <w:r>
           <w:rPr>
             <w:rFonts w:ascii="Arial" w:eastAsia="Times New Roman" w:hAnsi="Arial" w:cs="Arial"/>
@@ -9954,7 +9925,7 @@
           <w:delText>Wt</w:delText>
         </w:r>
       </w:del>
-      <w:ins w:id="69" w:author="Reviewer" w:date="2026-09-04T13:41:00Z" w16du:dateUtc="2026-09-04T18:41:00Z">
+      <w:ins w:id="68" w:author="Reviewer" w:date="2026-09-04T13:41:00Z" w16du:dateUtc="2026-09-04T18:41:00Z">
         <w:r>
           <w:rPr>
             <w:rFonts w:ascii="Arial" w:eastAsia="Times New Roman" w:hAnsi="Arial" w:cs="Arial"/>
@@ -10337,7 +10308,7 @@
         </w:rPr>
         <w:t xml:space="preserve">, </w:t>
       </w:r>
-      <w:del w:id="70" w:author="Reviewer" w:date="2026-09-04T13:44:00Z" w16du:dateUtc="2026-09-04T18:44:00Z">
+      <w:del w:id="69" w:author="Reviewer" w:date="2026-09-04T13:44:00Z" w16du:dateUtc="2026-09-04T18:44:00Z">
         <w:r>
           <w:rPr>
             <w:rFonts w:ascii="Arial" w:eastAsia="Times New Roman" w:hAnsi="Arial" w:cs="Arial"/>
@@ -10348,7 +10319,7 @@
           <w:delText>TL</w:delText>
         </w:r>
       </w:del>
-      <w:ins w:id="71" w:author="Reviewer" w:date="2026-09-04T13:44:00Z" w16du:dateUtc="2026-09-04T18:44:00Z">
+      <w:ins w:id="70" w:author="Reviewer" w:date="2026-09-04T13:44:00Z" w16du:dateUtc="2026-09-04T18:44:00Z">
         <w:r>
           <w:rPr>
             <w:rFonts w:ascii="Arial" w:eastAsia="Times New Roman" w:hAnsi="Arial" w:cs="Arial"/>
@@ -10368,7 +10339,7 @@
         </w:rPr>
         <w:t xml:space="preserve">, and </w:t>
       </w:r>
-      <w:del w:id="72" w:author="Reviewer" w:date="2026-09-04T13:44:00Z" w16du:dateUtc="2026-09-04T18:44:00Z">
+      <w:del w:id="71" w:author="Reviewer" w:date="2026-09-04T13:44:00Z" w16du:dateUtc="2026-09-04T18:44:00Z">
         <w:r>
           <w:rPr>
             <w:rFonts w:ascii="Arial" w:eastAsia="Times New Roman" w:hAnsi="Arial" w:cs="Arial"/>
@@ -10379,7 +10350,7 @@
           <w:delText>Wt</w:delText>
         </w:r>
       </w:del>
-      <w:ins w:id="73" w:author="Reviewer" w:date="2026-09-04T13:44:00Z" w16du:dateUtc="2026-09-04T18:44:00Z">
+      <w:ins w:id="72" w:author="Reviewer" w:date="2026-09-04T13:44:00Z" w16du:dateUtc="2026-09-04T18:44:00Z">
         <w:r>
           <w:rPr>
             <w:rFonts w:ascii="Arial" w:eastAsia="Times New Roman" w:hAnsi="Arial" w:cs="Arial"/>
@@ -12075,7 +12046,7 @@
         </w:rPr>
         <w:t xml:space="preserve"> </w:t>
       </w:r>
-      <w:del w:id="74" w:author="Reviewer" w:date="2026-09-04T13:46:00Z" w16du:dateUtc="2026-09-04T18:46:00Z">
+      <w:del w:id="73" w:author="Reviewer" w:date="2026-09-04T13:46:00Z" w16du:dateUtc="2026-09-04T18:46:00Z">
         <w:r>
           <w:rPr>
             <w:rFonts w:ascii="Arial" w:eastAsia="Times New Roman" w:hAnsi="Arial" w:cs="Arial"/>
@@ -12086,7 +12057,7 @@
           <w:delText>S</w:delText>
         </w:r>
       </w:del>
-      <w:ins w:id="75" w:author="Reviewer" w:date="2026-09-04T13:46:00Z" w16du:dateUtc="2026-09-04T18:46:00Z">
+      <w:ins w:id="74" w:author="Reviewer" w:date="2026-09-04T13:46:00Z" w16du:dateUtc="2026-09-04T18:46:00Z">
         <w:r>
           <w:rPr>
             <w:rFonts w:ascii="Arial" w:eastAsia="Times New Roman" w:hAnsi="Arial" w:cs="Arial"/>
@@ -12106,7 +12077,7 @@
         </w:rPr>
         <w:t>ample sizes by group and blood sampling period</w:t>
       </w:r>
-      <w:del w:id="76" w:author="Reviewer" w:date="2026-09-04T13:46:00Z" w16du:dateUtc="2026-09-04T18:46:00Z">
+      <w:del w:id="75" w:author="Reviewer" w:date="2026-09-04T13:46:00Z" w16du:dateUtc="2026-09-04T18:46:00Z">
         <w:r>
           <w:rPr>
             <w:rFonts w:ascii="Arial" w:eastAsia="Times New Roman" w:hAnsi="Arial" w:cs="Arial"/>
@@ -12165,7 +12136,7 @@
         </w:rPr>
         <w:t>used the</w:t>
       </w:r>
-      <w:ins w:id="77" w:author="Reviewer" w:date="2026-09-04T13:47:00Z" w16du:dateUtc="2026-09-04T18:47:00Z">
+      <w:ins w:id="76" w:author="Reviewer" w:date="2026-09-04T13:47:00Z" w16du:dateUtc="2026-09-04T18:47:00Z">
         <w:r>
           <w:rPr>
             <w:rFonts w:ascii="Arial" w:eastAsia="Times New Roman" w:hAnsi="Arial" w:cs="Arial"/>
@@ -12185,7 +12156,7 @@
         </w:rPr>
         <w:t xml:space="preserve"> length and </w:t>
       </w:r>
-      <w:del w:id="78" w:author="Reviewer" w:date="2026-09-04T13:47:00Z" w16du:dateUtc="2026-09-04T18:47:00Z">
+      <w:del w:id="77" w:author="Reviewer" w:date="2026-09-04T13:47:00Z" w16du:dateUtc="2026-09-04T18:47:00Z">
         <w:r>
           <w:rPr>
             <w:rFonts w:ascii="Arial" w:eastAsia="Times New Roman" w:hAnsi="Arial" w:cs="Arial"/>
@@ -12196,7 +12167,7 @@
           <w:delText xml:space="preserve">weight </w:delText>
         </w:r>
       </w:del>
-      <w:ins w:id="79" w:author="Reviewer" w:date="2026-09-04T13:47:00Z" w16du:dateUtc="2026-09-04T18:47:00Z">
+      <w:ins w:id="78" w:author="Reviewer" w:date="2026-09-04T13:47:00Z" w16du:dateUtc="2026-09-04T18:47:00Z">
         <w:r>
           <w:rPr>
             <w:rFonts w:ascii="Arial" w:eastAsia="Times New Roman" w:hAnsi="Arial" w:cs="Arial"/>
@@ -12233,7 +12204,7 @@
           <w:color w:val="000000"/>
           <w:kern w:val="0"/>
           <w14:ligatures w14:val="none"/>
-          <w:rPrChange w:id="80" w:author="Reviewer" w:date="2026-09-07T10:11:00Z" w16du:dateUtc="2026-09-07T15:11:00Z">
+          <w:rPrChange w:id="79" w:author="Reviewer" w:date="2026-09-07T10:11:00Z" w16du:dateUtc="2026-09-07T15:11:00Z">
             <w:rPr>
               <w:rFonts w:ascii="Arial" w:eastAsia="Times New Roman" w:hAnsi="Arial" w:cs="Arial"/>
               <w:color w:val="000000"/>
@@ -12451,6 +12422,83 @@
           <w14:ligatures w14:val="none"/>
         </w:rPr>
         <w:t xml:space="preserve"> to calculate the </w:t>
+      </w:r>
+      <w:r>
+        <w:rPr>
+          <w:rFonts w:ascii="Arial" w:eastAsia="Times New Roman" w:hAnsi="Arial" w:cs="Arial"/>
+          <w:i/>
+          <w:iCs/>
+          <w:color w:val="000000"/>
+          <w:kern w:val="0"/>
+          <w14:ligatures w14:val="none"/>
+          <w:rPrChange w:id="80" w:author="Reviewer" w:date="2026-09-07T10:12:00Z" w16du:dateUtc="2026-09-07T15:12:00Z">
+            <w:rPr>
+              <w:rFonts w:ascii="Arial" w:eastAsia="Times New Roman" w:hAnsi="Arial" w:cs="Arial"/>
+              <w:color w:val="000000"/>
+              <w:kern w:val="0"/>
+              <w14:ligatures w14:val="none"/>
+            </w:rPr>
+          </w:rPrChange>
+        </w:rPr>
+        <w:t>standard weight</w:t>
+      </w:r>
+      <w:r>
+        <w:rPr>
+          <w:rFonts w:ascii="Arial" w:eastAsia="Times New Roman" w:hAnsi="Arial" w:cs="Arial"/>
+          <w:color w:val="000000"/>
+          <w:kern w:val="0"/>
+          <w14:ligatures w14:val="none"/>
+        </w:rPr>
+        <w:t xml:space="preserve"> (</w:t>
+      </w:r>
+      <w:r>
+        <w:rPr>
+          <w:rFonts w:ascii="Arial" w:eastAsia="Times New Roman" w:hAnsi="Arial" w:cs="Arial"/>
+          <w:i/>
+          <w:iCs/>
+          <w:color w:val="000000"/>
+          <w:kern w:val="0"/>
+          <w14:ligatures w14:val="none"/>
+        </w:rPr>
+        <w:t>W</w:t>
+      </w:r>
+      <w:r>
+        <w:rPr>
+          <w:rFonts w:ascii="Segoe UI Symbol" w:eastAsia="Times New Roman" w:hAnsi="Segoe UI Symbol" w:cs="Segoe UI Symbol"/>
+          <w:i/>
+          <w:iCs/>
+          <w:color w:val="000000"/>
+          <w:kern w:val="0"/>
+          <w14:ligatures w14:val="none"/>
+        </w:rPr>
+        <w:t>ₛ</w:t>
+      </w:r>
+      <w:r>
+        <w:rPr>
+          <w:rFonts w:ascii="Arial" w:eastAsia="Times New Roman" w:hAnsi="Arial" w:cs="Arial"/>
+          <w:color w:val="000000"/>
+          <w:kern w:val="0"/>
+          <w14:ligatures w14:val="none"/>
+        </w:rPr>
+        <w:t xml:space="preserve">) </w:t>
+      </w:r>
+      <w:r>
+        <w:rPr>
+          <w:rFonts w:ascii="Arial" w:eastAsia="Times New Roman" w:hAnsi="Arial" w:cs="Arial"/>
+          <w:color w:val="000000"/>
+          <w:kern w:val="0"/>
+          <w14:ligatures w14:val="none"/>
+        </w:rPr>
+        <w:t>requir</w:t>
+      </w:r>
+      <w:r>
+        <w:rPr>
+          <w:rFonts w:ascii="Arial" w:eastAsia="Times New Roman" w:hAnsi="Arial" w:cs="Arial"/>
+          <w:color w:val="000000"/>
+          <w:kern w:val="0"/>
+          <w14:ligatures w14:val="none"/>
+        </w:rPr>
+        <w:t xml:space="preserve">ed in the </w:t>
       </w:r>
       <w:r>
         <w:rPr>
@@ -12469,83 +12517,6 @@
             </w:rPr>
           </w:rPrChange>
         </w:rPr>
-        <w:t>standard weight</w:t>
-      </w:r>
-      <w:r>
-        <w:rPr>
-          <w:rFonts w:ascii="Arial" w:eastAsia="Times New Roman" w:hAnsi="Arial" w:cs="Arial"/>
-          <w:color w:val="000000"/>
-          <w:kern w:val="0"/>
-          <w14:ligatures w14:val="none"/>
-        </w:rPr>
-        <w:t xml:space="preserve"> (</w:t>
-      </w:r>
-      <w:r>
-        <w:rPr>
-          <w:rFonts w:ascii="Arial" w:eastAsia="Times New Roman" w:hAnsi="Arial" w:cs="Arial"/>
-          <w:i/>
-          <w:iCs/>
-          <w:color w:val="000000"/>
-          <w:kern w:val="0"/>
-          <w14:ligatures w14:val="none"/>
-        </w:rPr>
-        <w:t>W</w:t>
-      </w:r>
-      <w:r>
-        <w:rPr>
-          <w:rFonts w:ascii="Segoe UI Symbol" w:eastAsia="Times New Roman" w:hAnsi="Segoe UI Symbol" w:cs="Segoe UI Symbol"/>
-          <w:i/>
-          <w:iCs/>
-          <w:color w:val="000000"/>
-          <w:kern w:val="0"/>
-          <w14:ligatures w14:val="none"/>
-        </w:rPr>
-        <w:t>ₛ</w:t>
-      </w:r>
-      <w:r>
-        <w:rPr>
-          <w:rFonts w:ascii="Arial" w:eastAsia="Times New Roman" w:hAnsi="Arial" w:cs="Arial"/>
-          <w:color w:val="000000"/>
-          <w:kern w:val="0"/>
-          <w14:ligatures w14:val="none"/>
-        </w:rPr>
-        <w:t xml:space="preserve">) </w:t>
-      </w:r>
-      <w:r>
-        <w:rPr>
-          <w:rFonts w:ascii="Arial" w:eastAsia="Times New Roman" w:hAnsi="Arial" w:cs="Arial"/>
-          <w:color w:val="000000"/>
-          <w:kern w:val="0"/>
-          <w14:ligatures w14:val="none"/>
-        </w:rPr>
-        <w:t>requir</w:t>
-      </w:r>
-      <w:r>
-        <w:rPr>
-          <w:rFonts w:ascii="Arial" w:eastAsia="Times New Roman" w:hAnsi="Arial" w:cs="Arial"/>
-          <w:color w:val="000000"/>
-          <w:kern w:val="0"/>
-          <w14:ligatures w14:val="none"/>
-        </w:rPr>
-        <w:t xml:space="preserve">ed in the </w:t>
-      </w:r>
-      <w:r>
-        <w:rPr>
-          <w:rFonts w:ascii="Arial" w:eastAsia="Times New Roman" w:hAnsi="Arial" w:cs="Arial"/>
-          <w:i/>
-          <w:iCs/>
-          <w:color w:val="000000"/>
-          <w:kern w:val="0"/>
-          <w14:ligatures w14:val="none"/>
-          <w:rPrChange w:id="82" w:author="Reviewer" w:date="2026-09-07T10:12:00Z" w16du:dateUtc="2026-09-07T15:12:00Z">
-            <w:rPr>
-              <w:rFonts w:ascii="Arial" w:eastAsia="Times New Roman" w:hAnsi="Arial" w:cs="Arial"/>
-              <w:color w:val="000000"/>
-              <w:kern w:val="0"/>
-              <w14:ligatures w14:val="none"/>
-            </w:rPr>
-          </w:rPrChange>
-        </w:rPr>
         <w:t>relative weight</w:t>
       </w:r>
       <w:r>
@@ -13205,7 +13176,7 @@
         </w:rPr>
         <w:t>relevel</w:t>
       </w:r>
-      <w:del w:id="83" w:author="Reviewer" w:date="2026-09-04T13:48:00Z" w16du:dateUtc="2026-09-04T18:48:00Z">
+      <w:del w:id="82" w:author="Reviewer" w:date="2026-09-04T13:48:00Z" w16du:dateUtc="2026-09-04T18:48:00Z">
         <w:r>
           <w:rPr>
             <w:rFonts w:ascii="Arial" w:eastAsia="Times New Roman" w:hAnsi="Arial" w:cs="Arial"/>
@@ -13556,6 +13527,55 @@
           <w:rFonts w:ascii="Arial" w:hAnsi="Arial" w:cs="Arial"/>
           <w:i/>
           <w:iCs/>
+          <w:rPrChange w:id="83" w:author="Reviewer" w:date="2026-09-07T10:12:00Z" w16du:dateUtc="2026-09-07T15:12:00Z">
+            <w:rPr>
+              <w:rFonts w:ascii="Arial" w:hAnsi="Arial" w:cs="Arial"/>
+            </w:rPr>
+          </w:rPrChange>
+        </w:rPr>
+        <w:t>relative weight</w:t>
+      </w:r>
+      <w:r>
+        <w:rPr>
+          <w:rFonts w:ascii="Arial" w:hAnsi="Arial" w:cs="Arial"/>
+        </w:rPr>
+        <w:t xml:space="preserve"> of </w:t>
+      </w:r>
+      <w:r>
+        <w:rPr>
+          <w:rFonts w:ascii="Arial" w:hAnsi="Arial" w:cs="Arial"/>
+        </w:rPr>
+        <w:t>93.67 (±3.13). By day 22 (conclusion of the study), mean total length</w:t>
+      </w:r>
+      <w:r>
+        <w:rPr>
+          <w:rFonts w:ascii="Arial" w:hAnsi="Arial" w:cs="Arial"/>
+        </w:rPr>
+        <w:t xml:space="preserve"> remained unchanged</w:t>
+      </w:r>
+      <w:r>
+        <w:rPr>
+          <w:rFonts w:ascii="Arial" w:hAnsi="Arial" w:cs="Arial"/>
+        </w:rPr>
+        <w:t>, while</w:t>
+      </w:r>
+      <w:r>
+        <w:rPr>
+          <w:rFonts w:ascii="Arial" w:hAnsi="Arial" w:cs="Arial"/>
+        </w:rPr>
+        <w:t xml:space="preserve"> mean</w:t>
+      </w:r>
+      <w:r>
+        <w:rPr>
+          <w:rFonts w:ascii="Arial" w:hAnsi="Arial" w:cs="Arial"/>
+        </w:rPr>
+        <w:t xml:space="preserve"> </w:t>
+      </w:r>
+      <w:r>
+        <w:rPr>
+          <w:rFonts w:ascii="Arial" w:hAnsi="Arial" w:cs="Arial"/>
+          <w:i/>
+          <w:iCs/>
           <w:rPrChange w:id="84" w:author="Reviewer" w:date="2026-09-07T10:12:00Z" w16du:dateUtc="2026-09-07T15:12:00Z">
             <w:rPr>
               <w:rFonts w:ascii="Arial" w:hAnsi="Arial" w:cs="Arial"/>
@@ -13568,55 +13588,6 @@
         <w:rPr>
           <w:rFonts w:ascii="Arial" w:hAnsi="Arial" w:cs="Arial"/>
         </w:rPr>
-        <w:t xml:space="preserve"> of </w:t>
-      </w:r>
-      <w:r>
-        <w:rPr>
-          <w:rFonts w:ascii="Arial" w:hAnsi="Arial" w:cs="Arial"/>
-        </w:rPr>
-        <w:t>93.67 (±3.13). By day 22 (conclusion of the study), mean total length</w:t>
-      </w:r>
-      <w:r>
-        <w:rPr>
-          <w:rFonts w:ascii="Arial" w:hAnsi="Arial" w:cs="Arial"/>
-        </w:rPr>
-        <w:t xml:space="preserve"> remained unchanged</w:t>
-      </w:r>
-      <w:r>
-        <w:rPr>
-          <w:rFonts w:ascii="Arial" w:hAnsi="Arial" w:cs="Arial"/>
-        </w:rPr>
-        <w:t>, while</w:t>
-      </w:r>
-      <w:r>
-        <w:rPr>
-          <w:rFonts w:ascii="Arial" w:hAnsi="Arial" w:cs="Arial"/>
-        </w:rPr>
-        <w:t xml:space="preserve"> mean</w:t>
-      </w:r>
-      <w:r>
-        <w:rPr>
-          <w:rFonts w:ascii="Arial" w:hAnsi="Arial" w:cs="Arial"/>
-        </w:rPr>
-        <w:t xml:space="preserve"> </w:t>
-      </w:r>
-      <w:r>
-        <w:rPr>
-          <w:rFonts w:ascii="Arial" w:hAnsi="Arial" w:cs="Arial"/>
-          <w:i/>
-          <w:iCs/>
-          <w:rPrChange w:id="85" w:author="Reviewer" w:date="2026-09-07T10:12:00Z" w16du:dateUtc="2026-09-07T15:12:00Z">
-            <w:rPr>
-              <w:rFonts w:ascii="Arial" w:hAnsi="Arial" w:cs="Arial"/>
-            </w:rPr>
-          </w:rPrChange>
-        </w:rPr>
-        <w:t>relative weight</w:t>
-      </w:r>
-      <w:r>
-        <w:rPr>
-          <w:rFonts w:ascii="Arial" w:hAnsi="Arial" w:cs="Arial"/>
-        </w:rPr>
         <w:t xml:space="preserve"> declined</w:t>
       </w:r>
       <w:r>
@@ -14496,7 +14467,7 @@
         </w:rPr>
         <w:t xml:space="preserve"> </w:t>
       </w:r>
-      <w:del w:id="86" w:author="Reviewer" w:date="2026-09-07T08:55:00Z" w16du:dateUtc="2026-09-07T13:55:00Z">
+      <w:del w:id="85" w:author="Reviewer" w:date="2026-09-07T08:55:00Z" w16du:dateUtc="2026-09-07T13:55:00Z">
         <w:r>
           <w:rPr>
             <w:rFonts w:ascii="Arial" w:hAnsi="Arial" w:cs="Arial"/>
@@ -19155,7 +19126,7 @@
           <w:color w:val="000000"/>
           <w:kern w:val="0"/>
           <w14:ligatures w14:val="none"/>
-          <w:rPrChange w:id="87" w:author="Reviewer" w:date="2026-09-07T10:12:00Z" w16du:dateUtc="2026-09-07T15:12:00Z">
+          <w:rPrChange w:id="86" w:author="Reviewer" w:date="2026-09-07T10:12:00Z" w16du:dateUtc="2026-09-07T15:12:00Z">
             <w:rPr>
               <w:rFonts w:ascii="Arial" w:eastAsia="Times New Roman" w:hAnsi="Arial" w:cs="Arial"/>
               <w:color w:val="000000"/>
@@ -28004,7 +27975,7 @@
       <w:pPr>
         <w:spacing w:line="480" w:lineRule="auto"/>
         <w:rPr>
-          <w:ins w:id="88" w:author="Reviewer" w:date="2026-09-07T09:18:00Z" w16du:dateUtc="2026-09-07T14:18:00Z"/>
+          <w:ins w:id="87" w:author="Reviewer" w:date="2026-09-07T09:18:00Z" w16du:dateUtc="2026-09-07T14:18:00Z"/>
           <w:rFonts w:ascii="Arial" w:hAnsi="Arial" w:cs="Arial"/>
         </w:rPr>
       </w:pPr>
@@ -28013,7 +27984,7 @@
       <w:pPr>
         <w:spacing w:line="480" w:lineRule="auto"/>
         <w:rPr>
-          <w:ins w:id="89" w:author="Reviewer" w:date="2026-09-07T09:18:00Z" w16du:dateUtc="2026-09-07T14:18:00Z"/>
+          <w:ins w:id="88" w:author="Reviewer" w:date="2026-09-07T09:18:00Z" w16du:dateUtc="2026-09-07T14:18:00Z"/>
           <w:rFonts w:ascii="Arial" w:hAnsi="Arial" w:cs="Arial"/>
         </w:rPr>
         <w:sectPr>
@@ -28031,7 +28002,7 @@
       <w:pPr>
         <w:spacing w:line="480" w:lineRule="auto"/>
         <w:rPr>
-          <w:del w:id="90" w:author="Reviewer" w:date="2026-09-07T09:18:00Z" w16du:dateUtc="2026-09-07T14:18:00Z"/>
+          <w:del w:id="89" w:author="Reviewer" w:date="2026-09-07T09:18:00Z" w16du:dateUtc="2026-09-07T14:18:00Z"/>
           <w:rFonts w:ascii="Arial" w:hAnsi="Arial" w:cs="Arial"/>
         </w:rPr>
       </w:pPr>
@@ -32234,7 +32205,7 @@
         </w:rPr>
         <w:t>Number of largemouth bass contributing blood samples within each</w:t>
       </w:r>
-      <w:ins w:id="91" w:author="Reviewer" w:date="2026-09-07T09:09:00Z" w16du:dateUtc="2026-09-07T14:09:00Z">
+      <w:ins w:id="90" w:author="Reviewer" w:date="2026-09-07T09:09:00Z" w16du:dateUtc="2026-09-07T14:09:00Z">
         <w:r>
           <w:rPr>
             <w:rFonts w:ascii="Arial" w:hAnsi="Arial" w:cs="Arial"/>
@@ -32242,7 +32213,7 @@
           <w:t xml:space="preserve"> </w:t>
         </w:r>
       </w:ins>
-      <w:del w:id="92" w:author="Reviewer" w:date="2026-09-07T09:12:00Z" w16du:dateUtc="2026-09-07T14:12:00Z">
+      <w:del w:id="91" w:author="Reviewer" w:date="2026-09-07T09:12:00Z" w16du:dateUtc="2026-09-07T14:12:00Z">
         <w:r>
           <w:rPr>
             <w:rFonts w:ascii="Arial" w:hAnsi="Arial" w:cs="Arial"/>
@@ -32256,7 +32227,7 @@
         </w:rPr>
         <w:t>group</w:t>
       </w:r>
-      <w:ins w:id="93" w:author="Reviewer" w:date="2026-09-07T09:08:00Z" w16du:dateUtc="2026-09-07T14:08:00Z">
+      <w:ins w:id="92" w:author="Reviewer" w:date="2026-09-07T09:08:00Z" w16du:dateUtc="2026-09-07T14:08:00Z">
         <w:r>
           <w:rPr>
             <w:rFonts w:ascii="Arial" w:hAnsi="Arial" w:cs="Arial"/>
@@ -32273,7 +32244,7 @@
           <w:t xml:space="preserve">control, </w:t>
         </w:r>
       </w:ins>
-      <w:ins w:id="94" w:author="Reviewer" w:date="2026-09-07T09:09:00Z" w16du:dateUtc="2026-09-07T14:09:00Z">
+      <w:ins w:id="93" w:author="Reviewer" w:date="2026-09-07T09:09:00Z" w16du:dateUtc="2026-09-07T14:09:00Z">
         <w:r>
           <w:rPr>
             <w:rFonts w:ascii="Arial" w:eastAsia="Times New Roman" w:hAnsi="Arial" w:cs="Arial"/>
@@ -32284,7 +32255,7 @@
           <w:t>cadmium [Cd]</w:t>
         </w:r>
       </w:ins>
-      <w:ins w:id="95" w:author="Reviewer" w:date="2026-09-07T09:08:00Z" w16du:dateUtc="2026-09-07T14:08:00Z">
+      <w:ins w:id="94" w:author="Reviewer" w:date="2026-09-07T09:08:00Z" w16du:dateUtc="2026-09-07T14:08:00Z">
         <w:r>
           <w:rPr>
             <w:rFonts w:ascii="Arial" w:eastAsia="Times New Roman" w:hAnsi="Arial" w:cs="Arial"/>
@@ -32304,7 +32275,7 @@
           <w:t xml:space="preserve">(0.034 ppm), </w:t>
         </w:r>
       </w:ins>
-      <w:ins w:id="96" w:author="Reviewer" w:date="2026-09-07T09:09:00Z" w16du:dateUtc="2026-09-07T14:09:00Z">
+      <w:ins w:id="95" w:author="Reviewer" w:date="2026-09-07T09:09:00Z" w16du:dateUtc="2026-09-07T14:09:00Z">
         <w:r>
           <w:rPr>
             <w:rFonts w:ascii="Arial" w:eastAsia="Times New Roman" w:hAnsi="Arial" w:cs="Arial"/>
@@ -32315,7 +32286,7 @@
           <w:t>cadmium</w:t>
         </w:r>
       </w:ins>
-      <w:ins w:id="97" w:author="Reviewer" w:date="2026-09-07T09:08:00Z" w16du:dateUtc="2026-09-07T14:08:00Z">
+      <w:ins w:id="96" w:author="Reviewer" w:date="2026-09-07T09:08:00Z" w16du:dateUtc="2026-09-07T14:08:00Z">
         <w:r>
           <w:rPr>
             <w:rFonts w:ascii="Arial" w:eastAsia="Times New Roman" w:hAnsi="Arial" w:cs="Arial"/>
@@ -32326,7 +32297,7 @@
           <w:t xml:space="preserve"> high (0.34 ppm),</w:t>
         </w:r>
       </w:ins>
-      <w:ins w:id="98" w:author="Reviewer" w:date="2026-09-07T09:09:00Z" w16du:dateUtc="2026-09-07T14:09:00Z">
+      <w:ins w:id="97" w:author="Reviewer" w:date="2026-09-07T09:09:00Z" w16du:dateUtc="2026-09-07T14:09:00Z">
         <w:r>
           <w:rPr>
             <w:rFonts w:ascii="Arial" w:eastAsia="Times New Roman" w:hAnsi="Arial" w:cs="Arial"/>
@@ -32346,7 +32317,7 @@
           <w:t>perfluoropentanoic acid</w:t>
         </w:r>
       </w:ins>
-      <w:ins w:id="99" w:author="Reviewer" w:date="2026-09-07T09:10:00Z" w16du:dateUtc="2026-09-07T14:10:00Z">
+      <w:ins w:id="98" w:author="Reviewer" w:date="2026-09-07T09:10:00Z" w16du:dateUtc="2026-09-07T14:10:00Z">
         <w:r>
           <w:rPr>
             <w:rFonts w:ascii="Arial" w:eastAsia="Times New Roman" w:hAnsi="Arial" w:cs="Arial"/>
@@ -32377,7 +32348,7 @@
           <w:t>]</w:t>
         </w:r>
       </w:ins>
-      <w:ins w:id="100" w:author="Reviewer" w:date="2026-09-07T09:08:00Z" w16du:dateUtc="2026-09-07T14:08:00Z">
+      <w:ins w:id="99" w:author="Reviewer" w:date="2026-09-07T09:08:00Z" w16du:dateUtc="2026-09-07T14:08:00Z">
         <w:r>
           <w:rPr>
             <w:rFonts w:ascii="Arial" w:eastAsia="Times New Roman" w:hAnsi="Arial" w:cs="Arial"/>
@@ -32388,7 +32359,7 @@
           <w:t xml:space="preserve"> low (3.4 mg/L), </w:t>
         </w:r>
       </w:ins>
-      <w:ins w:id="101" w:author="Reviewer" w:date="2026-09-07T09:09:00Z" w16du:dateUtc="2026-09-07T14:09:00Z">
+      <w:ins w:id="100" w:author="Reviewer" w:date="2026-09-07T09:09:00Z" w16du:dateUtc="2026-09-07T14:09:00Z">
         <w:r>
           <w:rPr>
             <w:rFonts w:ascii="Arial" w:eastAsia="Times New Roman" w:hAnsi="Arial" w:cs="Arial"/>
@@ -32399,7 +32370,7 @@
           <w:t>perfluoropentanoic acid</w:t>
         </w:r>
       </w:ins>
-      <w:ins w:id="102" w:author="Reviewer" w:date="2026-09-07T09:08:00Z" w16du:dateUtc="2026-09-07T14:08:00Z">
+      <w:ins w:id="101" w:author="Reviewer" w:date="2026-09-07T09:08:00Z" w16du:dateUtc="2026-09-07T14:08:00Z">
         <w:r>
           <w:rPr>
             <w:rFonts w:ascii="Arial" w:eastAsia="Times New Roman" w:hAnsi="Arial" w:cs="Arial"/>
@@ -32410,7 +32381,7 @@
           <w:t xml:space="preserve"> high (34 mg/L)—</w:t>
         </w:r>
       </w:ins>
-      <w:del w:id="103" w:author="Reviewer" w:date="2026-09-07T09:08:00Z" w16du:dateUtc="2026-09-07T14:08:00Z">
+      <w:del w:id="102" w:author="Reviewer" w:date="2026-09-07T09:08:00Z" w16du:dateUtc="2026-09-07T14:08:00Z">
         <w:r>
           <w:rPr>
             <w:rFonts w:ascii="Arial" w:hAnsi="Arial" w:cs="Arial"/>
@@ -33362,7 +33333,7 @@
         </w:rPr>
         <w:t xml:space="preserve"> (</w:t>
       </w:r>
-      <w:ins w:id="104" w:author="Reviewer" w:date="2026-09-07T09:11:00Z" w16du:dateUtc="2026-09-07T14:11:00Z">
+      <w:ins w:id="103" w:author="Reviewer" w:date="2026-09-07T09:11:00Z" w16du:dateUtc="2026-09-07T14:11:00Z">
         <w:r>
           <w:rPr>
             <w:rFonts w:ascii="Arial" w:eastAsia="Times New Roman" w:hAnsi="Arial" w:cs="Arial"/>
@@ -33373,7 +33344,7 @@
           <w:t>T</w:t>
         </w:r>
       </w:ins>
-      <w:del w:id="105" w:author="Reviewer" w:date="2026-09-07T09:11:00Z" w16du:dateUtc="2026-09-07T14:11:00Z">
+      <w:del w:id="104" w:author="Reviewer" w:date="2026-09-07T09:11:00Z" w16du:dateUtc="2026-09-07T14:11:00Z">
         <w:r>
           <w:rPr>
             <w:rFonts w:ascii="Arial" w:eastAsia="Times New Roman" w:hAnsi="Arial" w:cs="Arial"/>
@@ -34752,7 +34723,7 @@
         </w:rPr>
         <w:t>158% [46–357%; 95% CL] from blood 2 to blood 3). The 95% confidence limits</w:t>
       </w:r>
-      <w:ins w:id="106" w:author="Reviewer" w:date="2026-09-07T09:28:00Z" w16du:dateUtc="2026-09-07T14:28:00Z">
+      <w:ins w:id="105" w:author="Reviewer" w:date="2026-09-07T09:28:00Z" w16du:dateUtc="2026-09-07T14:28:00Z">
         <w:r>
           <w:rPr>
             <w:rFonts w:ascii="Arial" w:hAnsi="Arial" w:cs="Arial"/>
@@ -35945,7 +35916,7 @@
         </w:rPr>
         <w:t>25% [-58–34%; 95% CL] from blood 3 to blood 4). The 95% confidence limits</w:t>
       </w:r>
-      <w:ins w:id="107" w:author="Reviewer" w:date="2026-09-07T09:28:00Z" w16du:dateUtc="2026-09-07T14:28:00Z">
+      <w:ins w:id="106" w:author="Reviewer" w:date="2026-09-07T09:28:00Z" w16du:dateUtc="2026-09-07T14:28:00Z">
         <w:r>
           <w:rPr>
             <w:rFonts w:ascii="Arial" w:hAnsi="Arial" w:cs="Arial"/>
@@ -37293,6 +37264,53 @@
       <w:pPr>
         <w:spacing w:line="480" w:lineRule="auto"/>
         <w:rPr>
+          <w:ins w:id="107" w:author="Reviewer" w:date="2026-09-07T10:36:00Z" w16du:dateUtc="2026-09-07T15:36:00Z"/>
+          <w:rFonts w:ascii="Arial" w:eastAsia="Times New Roman" w:hAnsi="Arial" w:cs="Arial"/>
+          <w:color w:val="000000"/>
+          <w:kern w:val="0"/>
+          <w:bdr w:val="none" w:sz="0" w:space="0" w:color="auto" w:frame="1"/>
+          <w14:ligatures w14:val="none"/>
+        </w:rPr>
+      </w:pPr>
+      <w:ins w:id="108" w:author="Reviewer" w:date="2026-09-07T10:35:00Z" w16du:dateUtc="2026-09-07T15:35:00Z">
+        <w:r>
+          <w:rPr>
+            <w:rFonts w:ascii="Arial" w:eastAsia="Times New Roman" w:hAnsi="Arial" w:cs="Arial"/>
+            <w:color w:val="000000"/>
+            <w:kern w:val="0"/>
+            <w:bdr w:val="none" w:sz="0" w:space="0" w:color="auto" w:frame="1"/>
+            <w14:ligatures w14:val="none"/>
+          </w:rPr>
+          <w:t xml:space="preserve">Alt text: </w:t>
+        </w:r>
+      </w:ins>
+      <w:ins w:id="109" w:author="Reviewer" w:date="2026-09-07T10:36:00Z" w16du:dateUtc="2026-09-07T15:36:00Z">
+        <w:r>
+          <w:rPr>
+            <w:rFonts w:ascii="Arial" w:eastAsia="Times New Roman" w:hAnsi="Arial" w:cs="Arial"/>
+            <w:color w:val="000000"/>
+            <w:kern w:val="0"/>
+            <w:bdr w:val="none" w:sz="0" w:space="0" w:color="auto" w:frame="1"/>
+            <w14:ligatures w14:val="none"/>
+          </w:rPr>
+          <w:t>Conceptual graph showing predicted neutrophil-to-lymphocyte ratios across four blood samples. Contaminant exposure is expected to increase ratios more at high than low concentrations, followed by further increases in all groups after salinity exposure</w:t>
+        </w:r>
+        <w:r>
+          <w:rPr>
+            <w:rFonts w:ascii="Arial" w:eastAsia="Times New Roman" w:hAnsi="Arial" w:cs="Arial"/>
+            <w:color w:val="000000"/>
+            <w:kern w:val="0"/>
+            <w:bdr w:val="none" w:sz="0" w:space="0" w:color="auto" w:frame="1"/>
+            <w14:ligatures w14:val="none"/>
+          </w:rPr>
+          <w:t>.</w:t>
+        </w:r>
+      </w:ins>
+    </w:p>
+    <w:p>
+      <w:pPr>
+        <w:spacing w:line="480" w:lineRule="auto"/>
+        <w:rPr>
           <w:rFonts w:ascii="Arial" w:eastAsia="Times New Roman" w:hAnsi="Arial" w:cs="Arial"/>
           <w:color w:val="000000"/>
           <w:kern w:val="0"/>
@@ -37548,7 +37566,7 @@
         </w:rPr>
         <w:t>across the tanks (five groups</w:t>
       </w:r>
-      <w:del w:id="108" w:author="Reviewer" w:date="2026-09-07T09:14:00Z" w16du:dateUtc="2026-09-07T14:14:00Z">
+      <w:del w:id="110" w:author="Reviewer" w:date="2026-09-07T09:14:00Z" w16du:dateUtc="2026-09-07T14:14:00Z">
         <w:r>
           <w:rPr>
             <w:rFonts w:ascii="Arial" w:eastAsia="Times New Roman" w:hAnsi="Arial" w:cs="Arial"/>
@@ -37559,7 +37577,7 @@
           <w:delText xml:space="preserve">, </w:delText>
         </w:r>
       </w:del>
-      <w:ins w:id="109" w:author="Reviewer" w:date="2026-09-07T09:14:00Z" w16du:dateUtc="2026-09-07T14:14:00Z">
+      <w:ins w:id="111" w:author="Reviewer" w:date="2026-09-07T09:14:00Z" w16du:dateUtc="2026-09-07T14:14:00Z">
         <w:r>
           <w:rPr>
             <w:rFonts w:ascii="Arial" w:eastAsia="Times New Roman" w:hAnsi="Arial" w:cs="Arial"/>
@@ -37678,9 +37696,19 @@
           <w:kern w:val="0"/>
           <w14:ligatures w14:val="none"/>
         </w:rPr>
-        <w:t xml:space="preserve"> Below the tank design, </w:t>
-      </w:r>
-      <w:del w:id="110" w:author="Reviewer" w:date="2026-09-07T09:14:00Z" w16du:dateUtc="2026-09-07T14:14:00Z">
+        <w:t xml:space="preserve"> Below </w:t>
+      </w:r>
+      <w:r>
+        <w:rPr>
+          <w:rFonts w:ascii="Arial" w:eastAsia="Times New Roman" w:hAnsi="Arial" w:cs="Arial"/>
+          <w:color w:val="000000"/>
+          <w:kern w:val="0"/>
+          <w14:ligatures w14:val="none"/>
+        </w:rPr>
+        <w:lastRenderedPageBreak/>
+        <w:t xml:space="preserve">the tank design, </w:t>
+      </w:r>
+      <w:del w:id="112" w:author="Reviewer" w:date="2026-09-07T09:14:00Z" w16du:dateUtc="2026-09-07T14:14:00Z">
         <w:r>
           <w:rPr>
             <w:rFonts w:ascii="Arial" w:eastAsia="Times New Roman" w:hAnsi="Arial" w:cs="Arial"/>
@@ -37718,7 +37746,7 @@
         </w:rPr>
         <w:t xml:space="preserve"> boxes</w:t>
       </w:r>
-      <w:del w:id="111" w:author="Reviewer" w:date="2026-09-07T09:14:00Z" w16du:dateUtc="2026-09-07T14:14:00Z">
+      <w:del w:id="113" w:author="Reviewer" w:date="2026-09-07T09:14:00Z" w16du:dateUtc="2026-09-07T14:14:00Z">
         <w:r>
           <w:rPr>
             <w:rFonts w:ascii="Arial" w:eastAsia="Times New Roman" w:hAnsi="Arial" w:cs="Arial"/>
@@ -37774,7 +37802,7 @@
         </w:rPr>
         <w:t xml:space="preserve">ant daily events from the start (day 1) to the </w:t>
       </w:r>
-      <w:del w:id="112" w:author="Reviewer" w:date="2026-09-07T09:14:00Z" w16du:dateUtc="2026-09-07T14:14:00Z">
+      <w:del w:id="114" w:author="Reviewer" w:date="2026-09-07T09:14:00Z" w16du:dateUtc="2026-09-07T14:14:00Z">
         <w:r>
           <w:rPr>
             <w:rFonts w:ascii="Arial" w:eastAsia="Times New Roman" w:hAnsi="Arial" w:cs="Arial"/>
@@ -37785,7 +37813,7 @@
           <w:delText>conclusion</w:delText>
         </w:r>
       </w:del>
-      <w:ins w:id="113" w:author="Reviewer" w:date="2026-09-07T09:14:00Z" w16du:dateUtc="2026-09-07T14:14:00Z">
+      <w:ins w:id="115" w:author="Reviewer" w:date="2026-09-07T09:14:00Z" w16du:dateUtc="2026-09-07T14:14:00Z">
         <w:r>
           <w:rPr>
             <w:rFonts w:ascii="Arial" w:eastAsia="Times New Roman" w:hAnsi="Arial" w:cs="Arial"/>
@@ -37810,6 +37838,207 @@
       <w:pPr>
         <w:spacing w:line="480" w:lineRule="auto"/>
         <w:rPr>
+          <w:ins w:id="116" w:author="Reviewer" w:date="2026-09-07T10:36:00Z" w16du:dateUtc="2026-09-07T15:36:00Z"/>
+          <w:rFonts w:ascii="Arial" w:eastAsia="Times New Roman" w:hAnsi="Arial" w:cs="Arial"/>
+          <w:color w:val="000000"/>
+          <w:kern w:val="0"/>
+          <w:bdr w:val="none" w:sz="0" w:space="0" w:color="auto" w:frame="1"/>
+          <w14:ligatures w14:val="none"/>
+        </w:rPr>
+      </w:pPr>
+      <w:ins w:id="117" w:author="Reviewer" w:date="2026-09-07T10:36:00Z" w16du:dateUtc="2026-09-07T15:36:00Z">
+        <w:r>
+          <w:rPr>
+            <w:rFonts w:ascii="Arial" w:eastAsia="Times New Roman" w:hAnsi="Arial" w:cs="Arial"/>
+            <w:color w:val="000000"/>
+            <w:kern w:val="0"/>
+            <w:bdr w:val="none" w:sz="0" w:space="0" w:color="auto" w:frame="1"/>
+            <w14:ligatures w14:val="none"/>
+          </w:rPr>
+          <w:t xml:space="preserve">Alt text: Experimental layout showing </w:t>
+        </w:r>
+        <w:r>
+          <w:rPr>
+            <w:rFonts w:ascii="Arial" w:eastAsia="Times New Roman" w:hAnsi="Arial" w:cs="Arial"/>
+            <w:color w:val="000000"/>
+            <w:kern w:val="0"/>
+            <w:bdr w:val="none" w:sz="0" w:space="0" w:color="auto" w:frame="1"/>
+            <w14:ligatures w14:val="none"/>
+          </w:rPr>
+          <w:t>15</w:t>
+        </w:r>
+        <w:r>
+          <w:rPr>
+            <w:rFonts w:ascii="Arial" w:eastAsia="Times New Roman" w:hAnsi="Arial" w:cs="Arial"/>
+            <w:color w:val="000000"/>
+            <w:kern w:val="0"/>
+            <w:bdr w:val="none" w:sz="0" w:space="0" w:color="auto" w:frame="1"/>
+            <w14:ligatures w14:val="none"/>
+          </w:rPr>
+          <w:t xml:space="preserve"> individually housed largemouth bass assigned to </w:t>
+        </w:r>
+        <w:r>
+          <w:rPr>
+            <w:rFonts w:ascii="Arial" w:eastAsia="Times New Roman" w:hAnsi="Arial" w:cs="Arial"/>
+            <w:color w:val="000000"/>
+            <w:kern w:val="0"/>
+            <w:bdr w:val="none" w:sz="0" w:space="0" w:color="auto" w:frame="1"/>
+            <w14:ligatures w14:val="none"/>
+          </w:rPr>
+          <w:t>5</w:t>
+        </w:r>
+        <w:r>
+          <w:rPr>
+            <w:rFonts w:ascii="Arial" w:eastAsia="Times New Roman" w:hAnsi="Arial" w:cs="Arial"/>
+            <w:color w:val="000000"/>
+            <w:kern w:val="0"/>
+            <w:bdr w:val="none" w:sz="0" w:space="0" w:color="auto" w:frame="1"/>
+            <w14:ligatures w14:val="none"/>
+          </w:rPr>
+          <w:t xml:space="preserve"> groups: control and low or high concentrations of cadmium or perfluoropentanoic acid. A timeline shows blood sampling on days </w:t>
+        </w:r>
+        <w:r>
+          <w:rPr>
+            <w:rFonts w:ascii="Arial" w:eastAsia="Times New Roman" w:hAnsi="Arial" w:cs="Arial"/>
+            <w:color w:val="000000"/>
+            <w:kern w:val="0"/>
+            <w:bdr w:val="none" w:sz="0" w:space="0" w:color="auto" w:frame="1"/>
+            <w14:ligatures w14:val="none"/>
+          </w:rPr>
+          <w:t>3</w:t>
+        </w:r>
+        <w:r>
+          <w:rPr>
+            <w:rFonts w:ascii="Arial" w:eastAsia="Times New Roman" w:hAnsi="Arial" w:cs="Arial"/>
+            <w:color w:val="000000"/>
+            <w:kern w:val="0"/>
+            <w:bdr w:val="none" w:sz="0" w:space="0" w:color="auto" w:frame="1"/>
+            <w14:ligatures w14:val="none"/>
+          </w:rPr>
+          <w:t xml:space="preserve">, </w:t>
+        </w:r>
+        <w:r>
+          <w:rPr>
+            <w:rFonts w:ascii="Arial" w:eastAsia="Times New Roman" w:hAnsi="Arial" w:cs="Arial"/>
+            <w:color w:val="000000"/>
+            <w:kern w:val="0"/>
+            <w:bdr w:val="none" w:sz="0" w:space="0" w:color="auto" w:frame="1"/>
+            <w14:ligatures w14:val="none"/>
+          </w:rPr>
+          <w:t>14</w:t>
+        </w:r>
+        <w:r>
+          <w:rPr>
+            <w:rFonts w:ascii="Arial" w:eastAsia="Times New Roman" w:hAnsi="Arial" w:cs="Arial"/>
+            <w:color w:val="000000"/>
+            <w:kern w:val="0"/>
+            <w:bdr w:val="none" w:sz="0" w:space="0" w:color="auto" w:frame="1"/>
+            <w14:ligatures w14:val="none"/>
+          </w:rPr>
+          <w:t xml:space="preserve">, </w:t>
+        </w:r>
+      </w:ins>
+      <w:ins w:id="118" w:author="Reviewer" w:date="2026-09-07T10:37:00Z" w16du:dateUtc="2026-09-07T15:37:00Z">
+        <w:r>
+          <w:rPr>
+            <w:rFonts w:ascii="Arial" w:eastAsia="Times New Roman" w:hAnsi="Arial" w:cs="Arial"/>
+            <w:color w:val="000000"/>
+            <w:kern w:val="0"/>
+            <w:bdr w:val="none" w:sz="0" w:space="0" w:color="auto" w:frame="1"/>
+            <w14:ligatures w14:val="none"/>
+          </w:rPr>
+          <w:t>15</w:t>
+        </w:r>
+      </w:ins>
+      <w:ins w:id="119" w:author="Reviewer" w:date="2026-09-07T10:36:00Z" w16du:dateUtc="2026-09-07T15:36:00Z">
+        <w:r>
+          <w:rPr>
+            <w:rFonts w:ascii="Arial" w:eastAsia="Times New Roman" w:hAnsi="Arial" w:cs="Arial"/>
+            <w:color w:val="000000"/>
+            <w:kern w:val="0"/>
+            <w:bdr w:val="none" w:sz="0" w:space="0" w:color="auto" w:frame="1"/>
+            <w14:ligatures w14:val="none"/>
+          </w:rPr>
+          <w:t xml:space="preserve">, and </w:t>
+        </w:r>
+      </w:ins>
+      <w:ins w:id="120" w:author="Reviewer" w:date="2026-09-07T10:37:00Z" w16du:dateUtc="2026-09-07T15:37:00Z">
+        <w:r>
+          <w:rPr>
+            <w:rFonts w:ascii="Arial" w:eastAsia="Times New Roman" w:hAnsi="Arial" w:cs="Arial"/>
+            <w:color w:val="000000"/>
+            <w:kern w:val="0"/>
+            <w:bdr w:val="none" w:sz="0" w:space="0" w:color="auto" w:frame="1"/>
+            <w14:ligatures w14:val="none"/>
+          </w:rPr>
+          <w:t>22</w:t>
+        </w:r>
+      </w:ins>
+      <w:ins w:id="121" w:author="Reviewer" w:date="2026-09-07T10:36:00Z" w16du:dateUtc="2026-09-07T15:36:00Z">
+        <w:r>
+          <w:rPr>
+            <w:rFonts w:ascii="Arial" w:eastAsia="Times New Roman" w:hAnsi="Arial" w:cs="Arial"/>
+            <w:color w:val="000000"/>
+            <w:kern w:val="0"/>
+            <w:bdr w:val="none" w:sz="0" w:space="0" w:color="auto" w:frame="1"/>
+            <w14:ligatures w14:val="none"/>
+          </w:rPr>
+          <w:t xml:space="preserve">, contaminant addition on day </w:t>
+        </w:r>
+      </w:ins>
+      <w:ins w:id="122" w:author="Reviewer" w:date="2026-09-07T10:37:00Z" w16du:dateUtc="2026-09-07T15:37:00Z">
+        <w:r>
+          <w:rPr>
+            <w:rFonts w:ascii="Arial" w:eastAsia="Times New Roman" w:hAnsi="Arial" w:cs="Arial"/>
+            <w:color w:val="000000"/>
+            <w:kern w:val="0"/>
+            <w:bdr w:val="none" w:sz="0" w:space="0" w:color="auto" w:frame="1"/>
+            <w14:ligatures w14:val="none"/>
+          </w:rPr>
+          <w:t>10</w:t>
+        </w:r>
+      </w:ins>
+      <w:ins w:id="123" w:author="Reviewer" w:date="2026-09-07T10:36:00Z" w16du:dateUtc="2026-09-07T15:36:00Z">
+        <w:r>
+          <w:rPr>
+            <w:rFonts w:ascii="Arial" w:eastAsia="Times New Roman" w:hAnsi="Arial" w:cs="Arial"/>
+            <w:color w:val="000000"/>
+            <w:kern w:val="0"/>
+            <w:bdr w:val="none" w:sz="0" w:space="0" w:color="auto" w:frame="1"/>
+            <w14:ligatures w14:val="none"/>
+          </w:rPr>
+          <w:t xml:space="preserve">, and salt addition on day </w:t>
+        </w:r>
+      </w:ins>
+      <w:ins w:id="124" w:author="Reviewer" w:date="2026-09-07T10:37:00Z" w16du:dateUtc="2026-09-07T15:37:00Z">
+        <w:r>
+          <w:rPr>
+            <w:rFonts w:ascii="Arial" w:eastAsia="Times New Roman" w:hAnsi="Arial" w:cs="Arial"/>
+            <w:color w:val="000000"/>
+            <w:kern w:val="0"/>
+            <w:bdr w:val="none" w:sz="0" w:space="0" w:color="auto" w:frame="1"/>
+            <w14:ligatures w14:val="none"/>
+          </w:rPr>
+          <w:t>15</w:t>
+        </w:r>
+      </w:ins>
+      <w:ins w:id="125" w:author="Reviewer" w:date="2026-09-07T10:36:00Z" w16du:dateUtc="2026-09-07T15:36:00Z">
+        <w:r>
+          <w:rPr>
+            <w:rFonts w:ascii="Arial" w:eastAsia="Times New Roman" w:hAnsi="Arial" w:cs="Arial"/>
+            <w:color w:val="000000"/>
+            <w:kern w:val="0"/>
+            <w:bdr w:val="none" w:sz="0" w:space="0" w:color="auto" w:frame="1"/>
+            <w14:ligatures w14:val="none"/>
+          </w:rPr>
+          <w:t>.</w:t>
+        </w:r>
+      </w:ins>
+    </w:p>
+    <w:p>
+      <w:pPr>
+        <w:spacing w:line="480" w:lineRule="auto"/>
+        <w:rPr>
           <w:rFonts w:ascii="Arial" w:eastAsia="Times New Roman" w:hAnsi="Arial" w:cs="Arial"/>
           <w:color w:val="000000"/>
           <w:kern w:val="0"/>
@@ -37835,17 +38064,7 @@
           <w:kern w:val="0"/>
           <w14:ligatures w14:val="none"/>
         </w:rPr>
-        <w:t xml:space="preserve">Figure 3. Individual tank water quality data (temperature, pH, dissolved oxygen, and salinity) collected from a YSI Pro DSS on each sampling day (Figure 2). Color denotes </w:t>
-      </w:r>
-      <w:r>
-        <w:rPr>
-          <w:rFonts w:ascii="Arial" w:eastAsia="Times New Roman" w:hAnsi="Arial" w:cs="Arial"/>
-          <w:color w:val="000000"/>
-          <w:kern w:val="0"/>
-          <w14:ligatures w14:val="none"/>
-        </w:rPr>
-        <w:lastRenderedPageBreak/>
-        <w:t>the treatment group</w:t>
+        <w:t>Figure 3. Individual tank water quality data (temperature, pH, dissolved oxygen, and salinity) collected from a YSI Pro DSS on each sampling day (Figure 2). Color denotes the treatment group</w:t>
       </w:r>
       <w:r>
         <w:rPr>
@@ -38080,6 +38299,23 @@
         </w:rPr>
         <w:t xml:space="preserve"> salt addition.</w:t>
       </w:r>
+    </w:p>
+    <w:p>
+      <w:pPr>
+        <w:spacing w:line="480" w:lineRule="auto"/>
+        <w:rPr>
+          <w:ins w:id="126" w:author="Reviewer" w:date="2026-09-07T10:37:00Z" w16du:dateUtc="2026-09-07T15:37:00Z"/>
+          <w:rFonts w:ascii="Arial" w:hAnsi="Arial" w:cs="Arial"/>
+        </w:rPr>
+      </w:pPr>
+      <w:ins w:id="127" w:author="Reviewer" w:date="2026-09-07T10:37:00Z" w16du:dateUtc="2026-09-07T15:37:00Z">
+        <w:r>
+          <w:rPr>
+            <w:rFonts w:ascii="Arial" w:hAnsi="Arial" w:cs="Arial"/>
+          </w:rPr>
+          <w:t>Alt text: Four panels show tank temperature, acidity, dissolved oxygen, and salinity over time, with points colored by group. Temperature, acidity, and dissolved oxygen remain broadly similar among groups. Salinity rises from near freshwater levels to approximately five parts per thousand after salt addition.</w:t>
+        </w:r>
+      </w:ins>
     </w:p>
     <w:p>
       <w:pPr>
@@ -38179,7 +38415,7 @@
         </w:rPr>
         <w:t>), and the control. Lines dictate the generalized linear mixed-effects model</w:t>
       </w:r>
-      <w:ins w:id="114" w:author="Reviewer" w:date="2026-09-07T09:15:00Z" w16du:dateUtc="2026-09-07T14:15:00Z">
+      <w:ins w:id="128" w:author="Reviewer" w:date="2026-09-07T09:15:00Z" w16du:dateUtc="2026-09-07T14:15:00Z">
         <w:r>
           <w:rPr>
             <w:rFonts w:ascii="Arial" w:eastAsia="Times New Roman" w:hAnsi="Arial" w:cs="Arial"/>
@@ -38190,7 +38426,7 @@
           <w:t>-</w:t>
         </w:r>
       </w:ins>
-      <w:del w:id="115" w:author="Reviewer" w:date="2026-09-07T09:15:00Z" w16du:dateUtc="2026-09-07T14:15:00Z">
+      <w:del w:id="129" w:author="Reviewer" w:date="2026-09-07T09:15:00Z" w16du:dateUtc="2026-09-07T14:15:00Z">
         <w:r>
           <w:rPr>
             <w:rFonts w:ascii="Arial" w:eastAsia="Times New Roman" w:hAnsi="Arial" w:cs="Arial"/>
@@ -38244,7 +38480,17 @@
           <w:kern w:val="0"/>
           <w14:ligatures w14:val="none"/>
         </w:rPr>
-        <w:t>sample interaction). Jittered points represent individual bass NLR at each blood sample</w:t>
+        <w:t xml:space="preserve">sample interaction). Jittered </w:t>
+      </w:r>
+      <w:r>
+        <w:rPr>
+          <w:rFonts w:ascii="Arial" w:eastAsia="Times New Roman" w:hAnsi="Arial" w:cs="Arial"/>
+          <w:color w:val="000000"/>
+          <w:kern w:val="0"/>
+          <w14:ligatures w14:val="none"/>
+        </w:rPr>
+        <w:lastRenderedPageBreak/>
+        <w:t>points represent individual bass NLR at each blood sample</w:t>
       </w:r>
       <w:r>
         <w:rPr>
@@ -38346,6 +38592,54 @@
           <w:rFonts w:ascii="Arial" w:hAnsi="Arial" w:cs="Arial"/>
         </w:rPr>
       </w:pPr>
+      <w:ins w:id="130" w:author="Reviewer" w:date="2026-09-07T10:37:00Z" w16du:dateUtc="2026-09-07T15:37:00Z">
+        <w:r>
+          <w:rPr>
+            <w:rFonts w:ascii="Arial" w:hAnsi="Arial" w:cs="Arial"/>
+          </w:rPr>
+          <w:t xml:space="preserve">Alt text: Points show individual fish neutrophil-to-lymphocyte ratios, and </w:t>
+        </w:r>
+      </w:ins>
+      <w:ins w:id="131" w:author="Reviewer" w:date="2026-09-07T10:38:00Z" w16du:dateUtc="2026-09-07T15:38:00Z">
+        <w:r>
+          <w:rPr>
+            <w:rFonts w:ascii="Arial" w:hAnsi="Arial" w:cs="Arial"/>
+          </w:rPr>
+          <w:t>colored</w:t>
+        </w:r>
+      </w:ins>
+      <w:ins w:id="132" w:author="Reviewer" w:date="2026-09-07T10:37:00Z" w16du:dateUtc="2026-09-07T15:37:00Z">
+        <w:r>
+          <w:rPr>
+            <w:rFonts w:ascii="Arial" w:hAnsi="Arial" w:cs="Arial"/>
+          </w:rPr>
+          <w:t xml:space="preserve"> lines show model estimates across </w:t>
+        </w:r>
+      </w:ins>
+      <w:ins w:id="133" w:author="Reviewer" w:date="2026-09-07T10:38:00Z" w16du:dateUtc="2026-09-07T15:38:00Z">
+        <w:r>
+          <w:rPr>
+            <w:rFonts w:ascii="Arial" w:hAnsi="Arial" w:cs="Arial"/>
+          </w:rPr>
+          <w:t>4</w:t>
+        </w:r>
+      </w:ins>
+      <w:ins w:id="134" w:author="Reviewer" w:date="2026-09-07T10:37:00Z" w16du:dateUtc="2026-09-07T15:37:00Z">
+        <w:r>
+          <w:rPr>
+            <w:rFonts w:ascii="Arial" w:hAnsi="Arial" w:cs="Arial"/>
+          </w:rPr>
+          <w:t xml:space="preserve"> blood samples. Ratios rise after high perfluoropentanoic acid exposure and remain elevated after salinity increases. Other groups show temporary increases following salinity exposure, followed by declines at the final sample</w:t>
+        </w:r>
+      </w:ins>
+      <w:ins w:id="135" w:author="Reviewer" w:date="2026-09-07T10:38:00Z" w16du:dateUtc="2026-09-07T15:38:00Z">
+        <w:r>
+          <w:rPr>
+            <w:rFonts w:ascii="Arial" w:hAnsi="Arial" w:cs="Arial"/>
+          </w:rPr>
+          <w:t>.</w:t>
+        </w:r>
+      </w:ins>
     </w:p>
     <w:p>
       <w:pPr>
@@ -38972,7 +39266,7 @@
       <w:lnNumType w:countBy="0" w:restart="continuous"/>
       <w:cols w:space="720"/>
       <w:docGrid w:linePitch="360"/>
-      <w:sectPrChange w:id="116" w:author="Reviewer" w:date="2026-09-07T09:18:00Z" w16du:dateUtc="2026-09-07T14:18:00Z">
+      <w:sectPrChange w:id="136" w:author="Reviewer" w:date="2026-09-07T09:18:00Z" w16du:dateUtc="2026-09-07T14:18:00Z">
         <w:sectPr>
           <w:pgMar w:top="1440" w:right="1440" w:bottom="1440" w:left="1440" w:header="720" w:footer="720" w:gutter="0"/>
           <w:lnNumType w:countBy="1"/>
